--- a/lessons/8-1/downloads/8-1-notes-teacher.docx
+++ b/lessons/8-1/downloads/8-1-notes-teacher.docx
@@ -14,7 +14,7 @@
           <w:sz w:val="18"/>
           <w:szCs w:val="18"/>
         </w:rPr>
-        <w:t xml:space="preserve">UNIT 8  ·  LESSON 1      STANDARD 6.SP.1</w:t>
+        <w:t xml:space="preserve">UNIT 8  ·  LESSON 1      STANDARD 6.DS.1</w:t>
       </w:r>
     </w:p>
     <w:p>
@@ -2436,6 +2436,32 @@
     </w:p>
     <w:p>
       <w:pPr>
+        <w:pStyle w:val="Heading2"/>
+        <w:spacing w:after="80" w:before="180"/>
+      </w:pPr>
+      <w:r>
+        <w:rPr>
+          <w:b/>
+          <w:bCs/>
+          <w:color w:val="12355B"/>
+          <w:sz w:val="24"/>
+          <w:szCs w:val="24"/>
+        </w:rPr>
+        <w:t xml:space="preserve">Level 1 Support</w:t>
+      </w:r>
+      <w:r>
+        <w:rPr>
+          <w:i/>
+          <w:iCs/>
+          <w:color w:val="1FA6A2"/>
+          <w:sz w:val="19"/>
+          <w:szCs w:val="19"/>
+        </w:rPr>
+        <w:t xml:space="preserve">   extra scaffolding</w:t>
+      </w:r>
+    </w:p>
+    <w:p>
+      <w:pPr>
         <w:keepNext/>
         <w:spacing w:after="60" w:before="160"/>
       </w:pPr>
@@ -2652,6 +2678,32 @@
     </w:tbl>
     <w:p>
       <w:pPr>
+        <w:pStyle w:val="Heading2"/>
+        <w:spacing w:after="80" w:before="180"/>
+      </w:pPr>
+      <w:r>
+        <w:rPr>
+          <w:b/>
+          <w:bCs/>
+          <w:color w:val="12355B"/>
+          <w:sz w:val="24"/>
+          <w:szCs w:val="24"/>
+        </w:rPr>
+        <w:t xml:space="preserve">On Level</w:t>
+      </w:r>
+      <w:r>
+        <w:rPr>
+          <w:i/>
+          <w:iCs/>
+          <w:color w:val="12355B"/>
+          <w:sz w:val="19"/>
+          <w:szCs w:val="19"/>
+        </w:rPr>
+        <w:t xml:space="preserve">   grade-level practice</w:t>
+      </w:r>
+    </w:p>
+    <w:p>
+      <w:pPr>
         <w:keepNext/>
         <w:spacing w:after="60" w:before="160"/>
       </w:pPr>
@@ -2868,6 +2920,266 @@
     </w:tbl>
     <w:p>
       <w:pPr>
+        <w:keepNext/>
+        <w:spacing w:after="60" w:before="160"/>
+      </w:pPr>
+      <w:r>
+        <w:rPr>
+          <w:b/>
+          <w:bCs/>
+          <w:color w:val="12355B"/>
+          <w:sz w:val="22"/>
+          <w:szCs w:val="22"/>
+        </w:rPr>
+        <w:t xml:space="preserve">5.  </w:t>
+      </w:r>
+      <w:r>
+        <w:rPr>
+          <w:b/>
+          <w:bCs/>
+          <w:sz w:val="21"/>
+          <w:szCs w:val="21"/>
+        </w:rPr>
+        <w:t xml:space="preserve">Which of these is a statistical question?</w:t>
+      </w:r>
+    </w:p>
+    <w:p>
+      <w:pPr>
+        <w:spacing w:after="40"/>
+        <w:ind w:left="420"/>
+      </w:pPr>
+      <w:r>
+        <w:rPr>
+          <w:sz w:val="20"/>
+          <w:szCs w:val="20"/>
+        </w:rPr>
+        <w:t xml:space="preserve">A)  What time is it right now?</w:t>
+      </w:r>
+    </w:p>
+    <w:p>
+      <w:pPr>
+        <w:spacing w:after="40"/>
+        <w:ind w:left="420"/>
+      </w:pPr>
+      <w:r>
+        <w:rPr>
+          <w:sz w:val="20"/>
+          <w:szCs w:val="20"/>
+        </w:rPr>
+        <w:t xml:space="preserve">B)  How tall are the students in my class?</w:t>
+      </w:r>
+    </w:p>
+    <w:p>
+      <w:pPr>
+        <w:spacing w:after="40"/>
+        <w:ind w:left="420"/>
+      </w:pPr>
+      <w:r>
+        <w:rPr>
+          <w:sz w:val="20"/>
+          <w:szCs w:val="20"/>
+        </w:rPr>
+        <w:t xml:space="preserve">C)  What is my shoe size?</w:t>
+      </w:r>
+    </w:p>
+    <w:p>
+      <w:pPr>
+        <w:spacing w:after="40"/>
+        <w:ind w:left="420"/>
+      </w:pPr>
+      <w:r>
+        <w:rPr>
+          <w:sz w:val="20"/>
+          <w:szCs w:val="20"/>
+        </w:rPr>
+        <w:t xml:space="preserve">D)  What is 7 × 8?</w:t>
+      </w:r>
+    </w:p>
+    <w:p>
+      <w:pPr>
+        <w:spacing w:after="20"/>
+      </w:pPr>
+      <w:r>
+        <w:t xml:space="preserve"/>
+      </w:r>
+    </w:p>
+    <w:tbl>
+      <w:tblPr>
+        <w:tblW w:type="pct" w:w="100%"/>
+        <w:tblBorders>
+          <w:top w:val="single" w:color="C7D2DD" w:sz="6"/>
+          <w:left w:val="single" w:color="C7D2DD" w:sz="6"/>
+          <w:bottom w:val="single" w:color="C7D2DD" w:sz="6"/>
+          <w:right w:val="single" w:color="C7D2DD" w:sz="6"/>
+          <w:insideH w:val="single" w:color="auto" w:sz="4"/>
+          <w:insideV w:val="single" w:color="auto" w:sz="4"/>
+        </w:tblBorders>
+      </w:tblPr>
+      <w:tblGrid>
+        <w:gridCol w:w="100"/>
+      </w:tblGrid>
+      <w:tr>
+        <w:tc>
+          <w:tcPr>
+            <w:shd w:fill="FBF3E2" w:color="auto" w:val="clear"/>
+            <w:tcMar>
+              <w:top w:type="dxa" w:w="60"/>
+              <w:left w:type="dxa" w:w="120"/>
+              <w:bottom w:type="dxa" w:w="60"/>
+              <w:right w:type="dxa" w:w="120"/>
+            </w:tcMar>
+          </w:tcPr>
+          <w:p>
+            <w:pPr>
+              <w:spacing w:after="0" w:line="320"/>
+            </w:pPr>
+            <w:r>
+              <w:t xml:space="preserve"/>
+            </w:r>
+          </w:p>
+          <w:p>
+            <w:pPr>
+              <w:spacing w:after="0" w:line="320"/>
+            </w:pPr>
+            <w:r>
+              <w:t xml:space="preserve"/>
+            </w:r>
+          </w:p>
+        </w:tc>
+      </w:tr>
+    </w:tbl>
+    <w:p>
+      <w:pPr>
+        <w:keepNext/>
+        <w:spacing w:after="60" w:before="160"/>
+      </w:pPr>
+      <w:r>
+        <w:rPr>
+          <w:b/>
+          <w:bCs/>
+          <w:color w:val="12355B"/>
+          <w:sz w:val="22"/>
+          <w:szCs w:val="22"/>
+        </w:rPr>
+        <w:t xml:space="preserve">6.  </w:t>
+      </w:r>
+      <w:r>
+        <w:rPr>
+          <w:b/>
+          <w:bCs/>
+          <w:sz w:val="21"/>
+          <w:szCs w:val="21"/>
+        </w:rPr>
+        <w:t xml:space="preserve">Which of these would collect data that VARIES (making it a statistical question)?</w:t>
+      </w:r>
+    </w:p>
+    <w:p>
+      <w:pPr>
+        <w:spacing w:after="40"/>
+        <w:ind w:left="420"/>
+      </w:pPr>
+      <w:r>
+        <w:rPr>
+          <w:sz w:val="20"/>
+          <w:szCs w:val="20"/>
+        </w:rPr>
+        <w:t xml:space="preserve">A)  How many days are in one week?</w:t>
+      </w:r>
+    </w:p>
+    <w:p>
+      <w:pPr>
+        <w:spacing w:after="40"/>
+        <w:ind w:left="420"/>
+      </w:pPr>
+      <w:r>
+        <w:rPr>
+          <w:sz w:val="20"/>
+          <w:szCs w:val="20"/>
+        </w:rPr>
+        <w:t xml:space="preserve">B)  How many siblings does each student in the class have?</w:t>
+      </w:r>
+    </w:p>
+    <w:p>
+      <w:pPr>
+        <w:spacing w:after="40"/>
+        <w:ind w:left="420"/>
+      </w:pPr>
+      <w:r>
+        <w:rPr>
+          <w:sz w:val="20"/>
+          <w:szCs w:val="20"/>
+        </w:rPr>
+        <w:t xml:space="preserve">C)  How many minutes are in one hour?</w:t>
+      </w:r>
+    </w:p>
+    <w:p>
+      <w:pPr>
+        <w:spacing w:after="40"/>
+        <w:ind w:left="420"/>
+      </w:pPr>
+      <w:r>
+        <w:rPr>
+          <w:sz w:val="20"/>
+          <w:szCs w:val="20"/>
+        </w:rPr>
+        <w:t xml:space="preserve">D)  What is 12 + 12?</w:t>
+      </w:r>
+    </w:p>
+    <w:p>
+      <w:pPr>
+        <w:spacing w:after="20"/>
+      </w:pPr>
+      <w:r>
+        <w:t xml:space="preserve"/>
+      </w:r>
+    </w:p>
+    <w:tbl>
+      <w:tblPr>
+        <w:tblW w:type="pct" w:w="100%"/>
+        <w:tblBorders>
+          <w:top w:val="single" w:color="C7D2DD" w:sz="6"/>
+          <w:left w:val="single" w:color="C7D2DD" w:sz="6"/>
+          <w:bottom w:val="single" w:color="C7D2DD" w:sz="6"/>
+          <w:right w:val="single" w:color="C7D2DD" w:sz="6"/>
+          <w:insideH w:val="single" w:color="auto" w:sz="4"/>
+          <w:insideV w:val="single" w:color="auto" w:sz="4"/>
+        </w:tblBorders>
+      </w:tblPr>
+      <w:tblGrid>
+        <w:gridCol w:w="100"/>
+      </w:tblGrid>
+      <w:tr>
+        <w:tc>
+          <w:tcPr>
+            <w:shd w:fill="FBF3E2" w:color="auto" w:val="clear"/>
+            <w:tcMar>
+              <w:top w:type="dxa" w:w="60"/>
+              <w:left w:type="dxa" w:w="120"/>
+              <w:bottom w:type="dxa" w:w="60"/>
+              <w:right w:type="dxa" w:w="120"/>
+            </w:tcMar>
+          </w:tcPr>
+          <w:p>
+            <w:pPr>
+              <w:spacing w:after="0" w:line="320"/>
+            </w:pPr>
+            <w:r>
+              <w:t xml:space="preserve"/>
+            </w:r>
+          </w:p>
+          <w:p>
+            <w:pPr>
+              <w:spacing w:after="0" w:line="320"/>
+            </w:pPr>
+            <w:r>
+              <w:t xml:space="preserve"/>
+            </w:r>
+          </w:p>
+        </w:tc>
+      </w:tr>
+    </w:tbl>
+    <w:p>
+      <w:pPr>
         <w:pStyle w:val="Heading1"/>
         <w:pageBreakBefore/>
         <w:pBdr>
@@ -3219,23 +3531,17 @@
     </w:p>
     <w:p>
       <w:pPr>
-        <w:spacing w:after="80"/>
-      </w:pPr>
-      <w:r>
-        <w:rPr>
-          <w:b/>
-          <w:bCs/>
-          <w:sz w:val="21"/>
-          <w:szCs w:val="21"/>
-        </w:rPr>
-        <w:t xml:space="preserve">1.  </w:t>
-      </w:r>
-      <w:r>
-        <w:rPr>
-          <w:sz w:val="21"/>
-          <w:szCs w:val="21"/>
-        </w:rPr>
-        <w:t xml:space="preserve">A)  Because different students got different amounts of sleep</w:t>
+        <w:spacing w:after="100"/>
+      </w:pPr>
+      <w:r>
+        <w:rPr>
+          <w:b/>
+          <w:bCs/>
+          <w:color w:val="B97A12"/>
+          <w:sz w:val="20"/>
+          <w:szCs w:val="20"/>
+        </w:rPr>
+        <w:t xml:space="preserve">Watch for this mistake:  </w:t>
       </w:r>
       <w:r>
         <w:rPr>
@@ -3245,7 +3551,23 @@
           <w:sz w:val="19"/>
           <w:szCs w:val="19"/>
         </w:rPr>
-        <w:t xml:space="preserve">  — A statistical question anticipates variability — different students slept different amounts, so the data will vary.</w:t>
+        <w:t xml:space="preserve">A common mistake in Statistical Questions and Data is judging a question by its topic or its numbers instead of its variability. Students see a question about ONE player, ONE game, or ONE fixed fact — like "How many points does the team need to win a game?" — and call it statistical just because it has a number or is about sports. Or they see a question about a single player's whole season, like "How many touchdowns did the quarterback throw this season?", and call it NOT statistical because only one player is named, forgetting that a season covers many games with a different result each time. Both errors skip the real test: will the answers actually differ from case to case (game to game, player to player)? If yes, it is a statistical question; if there is one fixed answer, it is not.</w:t>
+      </w:r>
+    </w:p>
+    <w:p>
+      <w:pPr>
+        <w:pStyle w:val="Heading2"/>
+        <w:spacing w:after="80" w:before="180"/>
+      </w:pPr>
+      <w:r>
+        <w:rPr>
+          <w:b/>
+          <w:bCs/>
+          <w:color w:val="12355B"/>
+          <w:sz w:val="24"/>
+          <w:szCs w:val="24"/>
+        </w:rPr>
+        <w:t xml:space="preserve">Level 1 Support</w:t>
       </w:r>
     </w:p>
     <w:p>
@@ -3259,38 +3581,14 @@
           <w:sz w:val="21"/>
           <w:szCs w:val="21"/>
         </w:rPr>
-        <w:t xml:space="preserve">2.  </w:t>
-      </w:r>
-      <w:r>
-        <w:rPr>
-          <w:sz w:val="21"/>
-          <w:szCs w:val="21"/>
-        </w:rPr>
-        <w:t xml:space="preserve">Answers vary.</w:t>
-      </w:r>
-      <w:r>
-        <w:t xml:space="preserve"/>
-      </w:r>
-    </w:p>
-    <w:p>
-      <w:pPr>
-        <w:spacing w:after="80"/>
-      </w:pPr>
-      <w:r>
-        <w:rPr>
-          <w:b/>
-          <w:bCs/>
-          <w:sz w:val="21"/>
-          <w:szCs w:val="21"/>
-        </w:rPr>
-        <w:t xml:space="preserve">3.  </w:t>
-      </w:r>
-      <w:r>
-        <w:rPr>
-          <w:sz w:val="21"/>
-          <w:szCs w:val="21"/>
-        </w:rPr>
-        <w:t xml:space="preserve">A)  Because the answers will vary from athlete to athlete</w:t>
+        <w:t xml:space="preserve">1.  </w:t>
+      </w:r>
+      <w:r>
+        <w:rPr>
+          <w:sz w:val="21"/>
+          <w:szCs w:val="21"/>
+        </w:rPr>
+        <w:t xml:space="preserve">A)  Because different students got different amounts of sleep</w:t>
       </w:r>
       <w:r>
         <w:rPr>
@@ -3300,6 +3598,77 @@
           <w:sz w:val="19"/>
           <w:szCs w:val="19"/>
         </w:rPr>
+        <w:t xml:space="preserve">  — A statistical question anticipates variability — different students slept different amounts, so the data will vary.</w:t>
+      </w:r>
+    </w:p>
+    <w:p>
+      <w:pPr>
+        <w:spacing w:after="80"/>
+      </w:pPr>
+      <w:r>
+        <w:rPr>
+          <w:b/>
+          <w:bCs/>
+          <w:sz w:val="21"/>
+          <w:szCs w:val="21"/>
+        </w:rPr>
+        <w:t xml:space="preserve">2.  </w:t>
+      </w:r>
+      <w:r>
+        <w:rPr>
+          <w:sz w:val="21"/>
+          <w:szCs w:val="21"/>
+        </w:rPr>
+        <w:t xml:space="preserve">Answers vary.</w:t>
+      </w:r>
+      <w:r>
+        <w:t xml:space="preserve"/>
+      </w:r>
+    </w:p>
+    <w:p>
+      <w:pPr>
+        <w:pStyle w:val="Heading2"/>
+        <w:spacing w:after="80" w:before="180"/>
+      </w:pPr>
+      <w:r>
+        <w:rPr>
+          <w:b/>
+          <w:bCs/>
+          <w:color w:val="12355B"/>
+          <w:sz w:val="24"/>
+          <w:szCs w:val="24"/>
+        </w:rPr>
+        <w:t xml:space="preserve">On Level</w:t>
+      </w:r>
+    </w:p>
+    <w:p>
+      <w:pPr>
+        <w:spacing w:after="80"/>
+      </w:pPr>
+      <w:r>
+        <w:rPr>
+          <w:b/>
+          <w:bCs/>
+          <w:sz w:val="21"/>
+          <w:szCs w:val="21"/>
+        </w:rPr>
+        <w:t xml:space="preserve">3.  </w:t>
+      </w:r>
+      <w:r>
+        <w:rPr>
+          <w:sz w:val="21"/>
+          <w:szCs w:val="21"/>
+        </w:rPr>
+        <w:t xml:space="preserve">A)  Because the answers will vary from athlete to athlete</w:t>
+      </w:r>
+      <w:r>
+        <w:rPr>
+          <w:i/>
+          <w:iCs/>
+          <w:color w:val="5F6F80"/>
+          <w:sz w:val="19"/>
+          <w:szCs w:val="19"/>
+        </w:rPr>
         <w:t xml:space="preserve">  — A statistical question anticipates variability. Different athletes sleep different amounts, so the data collected will vary.</w:t>
       </w:r>
     </w:p>
@@ -3325,6 +3694,68 @@
       </w:r>
       <w:r>
         <w:t xml:space="preserve"/>
+      </w:r>
+    </w:p>
+    <w:p>
+      <w:pPr>
+        <w:spacing w:after="80"/>
+      </w:pPr>
+      <w:r>
+        <w:rPr>
+          <w:b/>
+          <w:bCs/>
+          <w:sz w:val="21"/>
+          <w:szCs w:val="21"/>
+        </w:rPr>
+        <w:t xml:space="preserve">5.  </w:t>
+      </w:r>
+      <w:r>
+        <w:rPr>
+          <w:sz w:val="21"/>
+          <w:szCs w:val="21"/>
+        </w:rPr>
+        <w:t xml:space="preserve">B)  How tall are the students in my class?</w:t>
+      </w:r>
+      <w:r>
+        <w:rPr>
+          <w:i/>
+          <w:iCs/>
+          <w:color w:val="5F6F80"/>
+          <w:sz w:val="19"/>
+          <w:szCs w:val="19"/>
+        </w:rPr>
+        <w:t xml:space="preserve">  — A statistical question anticipates variability — students' heights differ, so the data will vary.</w:t>
+      </w:r>
+    </w:p>
+    <w:p>
+      <w:pPr>
+        <w:spacing w:after="80"/>
+      </w:pPr>
+      <w:r>
+        <w:rPr>
+          <w:b/>
+          <w:bCs/>
+          <w:sz w:val="21"/>
+          <w:szCs w:val="21"/>
+        </w:rPr>
+        <w:t xml:space="preserve">6.  </w:t>
+      </w:r>
+      <w:r>
+        <w:rPr>
+          <w:sz w:val="21"/>
+          <w:szCs w:val="21"/>
+        </w:rPr>
+        <w:t xml:space="preserve">B)  How many siblings does each student in the class have?</w:t>
+      </w:r>
+      <w:r>
+        <w:rPr>
+          <w:i/>
+          <w:iCs/>
+          <w:color w:val="5F6F80"/>
+          <w:sz w:val="19"/>
+          <w:szCs w:val="19"/>
+        </w:rPr>
+        <w:t xml:space="preserve">  — Number of siblings varies from student to student, so the collected data will vary — that makes it statistical. The others each have one fixed answer.</w:t>
       </w:r>
     </w:p>
     <w:p>

--- a/lessons/8-1/downloads/8-1-notes-teacher.docx
+++ b/lessons/8-1/downloads/8-1-notes-teacher.docx
@@ -1247,7 +1247,22 @@
           <w:sz w:val="30"/>
           <w:szCs w:val="30"/>
         </w:rPr>
-        <w:t xml:space="preserve">Worked Example</w:t>
+        <w:t xml:space="preserve">Write About the Math</w:t>
+      </w:r>
+    </w:p>
+    <w:p>
+      <w:pPr>
+        <w:spacing w:after="100"/>
+      </w:pPr>
+      <w:r>
+        <w:rPr>
+          <w:i/>
+          <w:iCs/>
+          <w:color w:val="5F6F80"/>
+          <w:sz w:val="19"/>
+          <w:szCs w:val="19"/>
+        </w:rPr>
+        <w:t xml:space="preserve">Use the support level you need. Every level answers the same math question.</w:t>
       </w:r>
     </w:p>
     <w:p>
@@ -1263,17 +1278,17 @@
           <w:sz w:val="24"/>
           <w:szCs w:val="24"/>
         </w:rPr>
-        <w:t xml:space="preserve">Watch &amp; Read</w:t>
+        <w:t xml:space="preserve">1. Understand the Question</w:t>
       </w:r>
       <w:r>
         <w:rPr>
           <w:i/>
           <w:iCs/>
-          <w:color w:val="1FA6A2"/>
-          <w:sz w:val="19"/>
-          <w:szCs w:val="19"/>
-        </w:rPr>
-        <w:t xml:space="preserve">   I Do — follow along with your teacher</w:t>
+          <w:color w:val="B97A12"/>
+          <w:sz w:val="19"/>
+          <w:szCs w:val="19"/>
+        </w:rPr>
+        <w:t xml:space="preserve">   explain</w:t>
       </w:r>
     </w:p>
     <w:tbl>
@@ -1308,25 +1323,360 @@
             </w:pPr>
             <w:r>
               <w:rPr>
+                <w:color w:val="1A2733"/>
+                <w:sz w:val="21"/>
+                <w:szCs w:val="21"/>
+              </w:rPr>
+              <w:t xml:space="preserve">While sorting the questions, what clue tells you instantly that a question will need DATA from many players to answer?</w:t>
+            </w:r>
+          </w:p>
+          <w:p>
+            <w:pPr>
+              <w:spacing w:after="0"/>
+            </w:pPr>
+            <w:r>
+              <w:rPr>
                 <w:b/>
                 <w:bCs/>
                 <w:color w:val="12355B"/>
-                <w:sz w:val="22"/>
-                <w:szCs w:val="22"/>
+                <w:sz w:val="20"/>
+                <w:szCs w:val="20"/>
               </w:rPr>
-              <w:t xml:space="preserve">Scouting Report</w:t>
-            </w:r>
-          </w:p>
-          <w:p>
-            <w:pPr>
-              <w:spacing w:after="0"/>
-            </w:pPr>
+              <w:t xml:space="preserve">Your job:  </w:t>
+            </w:r>
             <w:r>
               <w:rPr>
+                <w:sz w:val="20"/>
+                <w:szCs w:val="20"/>
+              </w:rPr>
+              <w:t xml:space="preserve">Answer the question. Use math evidence. Explain how the evidence proves your answer.</w:t>
+            </w:r>
+            <w:r>
+              <w:rPr>
+                <w:i/>
+                <w:iCs/>
+                <w:color w:val="5F6F80"/>
+                <w:sz w:val="18"/>
+                <w:szCs w:val="18"/>
+              </w:rPr>
+              <w:br/>
+              <w:t xml:space="preserve">Responde la pregunta. Usa evidencia matemática. Explica cómo la evidencia demuestra tu respuesta.</w:t>
+            </w:r>
+          </w:p>
+        </w:tc>
+      </w:tr>
+    </w:tbl>
+    <w:p>
+      <w:pPr>
+        <w:pStyle w:val="Heading2"/>
+        <w:spacing w:after="80" w:before="180"/>
+      </w:pPr>
+      <w:r>
+        <w:rPr>
+          <w:b/>
+          <w:bCs/>
+          <w:color w:val="12355B"/>
+          <w:sz w:val="24"/>
+          <w:szCs w:val="24"/>
+        </w:rPr>
+        <w:t xml:space="preserve">2. Plan Your Math Words</w:t>
+      </w:r>
+      <w:r>
+        <w:rPr>
+          <w:i/>
+          <w:iCs/>
+          <w:color w:val="1FA6A2"/>
+          <w:sz w:val="19"/>
+          <w:szCs w:val="19"/>
+        </w:rPr>
+        <w:t xml:space="preserve">   check at least two</w:t>
+      </w:r>
+    </w:p>
+    <w:p>
+      <w:pPr>
+        <w:spacing w:after="60"/>
+      </w:pPr>
+      <w:r>
+        <w:rPr>
+          <w:b/>
+          <w:bCs/>
+          <w:color w:val="1FA6A2"/>
+          <w:sz w:val="22"/>
+          <w:szCs w:val="22"/>
+        </w:rPr>
+        <w:t xml:space="preserve">☐  </w:t>
+      </w:r>
+      <w:r>
+        <w:rPr>
+          <w:b/>
+          <w:bCs/>
+          <w:color w:val="12355B"/>
+          <w:sz w:val="20"/>
+          <w:szCs w:val="20"/>
+        </w:rPr>
+        <w:t xml:space="preserve">Statistical Question — </w:t>
+      </w:r>
+      <w:r>
+        <w:rPr>
+          <w:sz w:val="20"/>
+          <w:szCs w:val="20"/>
+        </w:rPr>
+        <w:t xml:space="preserve">A question where the answers will be different for different people.</w:t>
+      </w:r>
+      <w:r>
+        <w:rPr>
+          <w:i/>
+          <w:iCs/>
+          <w:color w:val="5F6F80"/>
+          <w:sz w:val="18"/>
+          <w:szCs w:val="18"/>
+        </w:rPr>
+        <w:br/>
+        <w:t xml:space="preserve">Pregunta estadística — Una pregunta cuyas respuestas serán distintas para distintas personas.</w:t>
+      </w:r>
+    </w:p>
+    <w:p>
+      <w:pPr>
+        <w:spacing w:after="60"/>
+      </w:pPr>
+      <w:r>
+        <w:rPr>
+          <w:b/>
+          <w:bCs/>
+          <w:color w:val="1FA6A2"/>
+          <w:sz w:val="22"/>
+          <w:szCs w:val="22"/>
+        </w:rPr>
+        <w:t xml:space="preserve">☐  </w:t>
+      </w:r>
+      <w:r>
+        <w:rPr>
+          <w:b/>
+          <w:bCs/>
+          <w:color w:val="12355B"/>
+          <w:sz w:val="20"/>
+          <w:szCs w:val="20"/>
+        </w:rPr>
+        <w:t xml:space="preserve">Data — </w:t>
+      </w:r>
+      <w:r>
+        <w:rPr>
+          <w:sz w:val="20"/>
+          <w:szCs w:val="20"/>
+        </w:rPr>
+        <w:t xml:space="preserve">Facts and numbers you collect, like answers to a survey.</w:t>
+      </w:r>
+      <w:r>
+        <w:rPr>
+          <w:i/>
+          <w:iCs/>
+          <w:color w:val="5F6F80"/>
+          <w:sz w:val="18"/>
+          <w:szCs w:val="18"/>
+        </w:rPr>
+        <w:br/>
+        <w:t xml:space="preserve">Datos — Datos y números que recoges, como respuestas a una encuesta.</w:t>
+      </w:r>
+    </w:p>
+    <w:p>
+      <w:pPr>
+        <w:spacing w:after="60"/>
+      </w:pPr>
+      <w:r>
+        <w:rPr>
+          <w:b/>
+          <w:bCs/>
+          <w:color w:val="1FA6A2"/>
+          <w:sz w:val="22"/>
+          <w:szCs w:val="22"/>
+        </w:rPr>
+        <w:t xml:space="preserve">☐  </w:t>
+      </w:r>
+      <w:r>
+        <w:rPr>
+          <w:b/>
+          <w:bCs/>
+          <w:color w:val="12355B"/>
+          <w:sz w:val="20"/>
+          <w:szCs w:val="20"/>
+        </w:rPr>
+        <w:t xml:space="preserve">Variability — </w:t>
+      </w:r>
+      <w:r>
+        <w:rPr>
+          <w:sz w:val="20"/>
+          <w:szCs w:val="20"/>
+        </w:rPr>
+        <w:t xml:space="preserve">How spread out the numbers are.</w:t>
+      </w:r>
+      <w:r>
+        <w:rPr>
+          <w:i/>
+          <w:iCs/>
+          <w:color w:val="5F6F80"/>
+          <w:sz w:val="18"/>
+          <w:szCs w:val="18"/>
+        </w:rPr>
+        <w:br/>
+        <w:t xml:space="preserve">Variabilidad — Qué tan separados están los números.</w:t>
+      </w:r>
+    </w:p>
+    <w:p>
+      <w:pPr>
+        <w:spacing w:after="60"/>
+      </w:pPr>
+      <w:r>
+        <w:rPr>
+          <w:b/>
+          <w:bCs/>
+          <w:color w:val="1FA6A2"/>
+          <w:sz w:val="22"/>
+          <w:szCs w:val="22"/>
+        </w:rPr>
+        <w:t xml:space="preserve">☐  </w:t>
+      </w:r>
+      <w:r>
+        <w:rPr>
+          <w:b/>
+          <w:bCs/>
+          <w:color w:val="12355B"/>
+          <w:sz w:val="20"/>
+          <w:szCs w:val="20"/>
+        </w:rPr>
+        <w:t xml:space="preserve">Survey — </w:t>
+      </w:r>
+      <w:r>
+        <w:rPr>
+          <w:sz w:val="20"/>
+          <w:szCs w:val="20"/>
+        </w:rPr>
+        <w:t xml:space="preserve">Collecting facts by asking people questions.</w:t>
+      </w:r>
+      <w:r>
+        <w:rPr>
+          <w:i/>
+          <w:iCs/>
+          <w:color w:val="5F6F80"/>
+          <w:sz w:val="18"/>
+          <w:szCs w:val="18"/>
+        </w:rPr>
+        <w:br/>
+        <w:t xml:space="preserve">Encuesta — Recoger datos haciendo preguntas a las personas.</w:t>
+      </w:r>
+    </w:p>
+    <w:p>
+      <w:pPr>
+        <w:spacing w:after="60"/>
+      </w:pPr>
+      <w:r>
+        <w:rPr>
+          <w:b/>
+          <w:bCs/>
+          <w:color w:val="1FA6A2"/>
+          <w:sz w:val="22"/>
+          <w:szCs w:val="22"/>
+        </w:rPr>
+        <w:t xml:space="preserve">☐  </w:t>
+      </w:r>
+      <w:r>
+        <w:rPr>
+          <w:b/>
+          <w:bCs/>
+          <w:color w:val="12355B"/>
+          <w:sz w:val="20"/>
+          <w:szCs w:val="20"/>
+        </w:rPr>
+        <w:t xml:space="preserve">Data distribution — </w:t>
+      </w:r>
+      <w:r>
+        <w:rPr>
+          <w:sz w:val="20"/>
+          <w:szCs w:val="20"/>
+        </w:rPr>
+        <w:t xml:space="preserve">How the data looks: where it sits and how spread out it is.</w:t>
+      </w:r>
+      <w:r>
+        <w:rPr>
+          <w:i/>
+          <w:iCs/>
+          <w:color w:val="5F6F80"/>
+          <w:sz w:val="18"/>
+          <w:szCs w:val="18"/>
+        </w:rPr>
+        <w:br/>
+        <w:t xml:space="preserve">Distribución de datos — Cómo se ven los datos: dónde están y qué tan separados están.</w:t>
+      </w:r>
+    </w:p>
+    <w:tbl>
+      <w:tblPr>
+        <w:tblW w:type="pct" w:w="100%"/>
+        <w:tblBorders>
+          <w:top w:val="single" w:color="1FA6A2" w:sz="8"/>
+          <w:left w:val="single" w:color="1FA6A2" w:sz="8"/>
+          <w:bottom w:val="single" w:color="1FA6A2" w:sz="8"/>
+          <w:right w:val="single" w:color="1FA6A2" w:sz="8"/>
+          <w:insideH w:val="single" w:color="auto" w:sz="4"/>
+          <w:insideV w:val="single" w:color="auto" w:sz="4"/>
+        </w:tblBorders>
+      </w:tblPr>
+      <w:tblGrid>
+        <w:gridCol w:w="100"/>
+      </w:tblGrid>
+      <w:tr>
+        <w:tc>
+          <w:tcPr>
+            <w:shd w:fill="F7FFFD" w:color="auto" w:val="clear"/>
+            <w:tcMar>
+              <w:top w:type="dxa" w:w="120"/>
+              <w:left w:type="dxa" w:w="180"/>
+              <w:bottom w:type="dxa" w:w="120"/>
+              <w:right w:type="dxa" w:w="180"/>
+            </w:tcMar>
+          </w:tcPr>
+          <w:p>
+            <w:pPr>
+              <w:spacing w:after="50"/>
+            </w:pPr>
+            <w:r>
+              <w:rPr>
+                <w:b/>
+                <w:bCs/>
+                <w:color w:val="1FA6A2"/>
+                <w:sz w:val="20"/>
+                <w:szCs w:val="20"/>
+              </w:rPr>
+              <w:t xml:space="preserve">Say it first:  </w:t>
+            </w:r>
+            <w:r>
+              <w:rPr>
+                <w:sz w:val="20"/>
+                <w:szCs w:val="20"/>
+              </w:rPr>
+              <w:t xml:space="preserve">Say your idea to a partner or quietly to yourself before you write.</w:t>
+            </w:r>
+          </w:p>
+          <w:p>
+            <w:pPr>
+              <w:spacing w:after="60"/>
+            </w:pPr>
+            <w:r>
+              <w:rPr>
+                <w:color w:val="1A2733"/>
                 <w:sz w:val="21"/>
                 <w:szCs w:val="21"/>
               </w:rPr>
-              <w:t xml:space="preserve">You've just been hired as the data analyst for a youth basketball league. The head coach hands you a list of questions the staff wants to investigate about their players. Some questions will give you interesting data with variety, while others have just one fixed answer. Your job: figure out which questions are worth investigating with data.</w:t>
+              <w:t xml:space="preserve">I know it needs data because it asks about ___.</w:t>
+            </w:r>
+            <w:r>
+              <w:rPr>
+                <w:i/>
+                <w:iCs/>
+                <w:color w:val="5F6F80"/>
+                <w:sz w:val="19"/>
+                <w:szCs w:val="19"/>
+              </w:rPr>
+              <w:br/>
+              <w:t xml:space="preserve">Sé que necesita datos porque pregunta sobre ___.</w:t>
             </w:r>
           </w:p>
         </w:tc>
@@ -1334,94 +1684,6 @@
     </w:tbl>
     <w:p>
       <w:pPr>
-        <w:spacing w:after="80"/>
-      </w:pPr>
-      <w:r>
-        <w:t xml:space="preserve"/>
-      </w:r>
-    </w:p>
-    <w:p>
-      <w:pPr>
-        <w:spacing w:after="50" w:before="60"/>
-      </w:pPr>
-      <w:r>
-        <w:rPr>
-          <w:b/>
-          <w:bCs/>
-          <w:color w:val="12355B"/>
-          <w:sz w:val="21"/>
-          <w:szCs w:val="21"/>
-        </w:rPr>
-        <w:t xml:space="preserve">Think about:</w:t>
-      </w:r>
-    </w:p>
-    <w:p>
-      <w:pPr>
-        <w:spacing w:after="40"/>
-        <w:ind w:left="300"/>
-      </w:pPr>
-      <w:r>
-        <w:rPr>
-          <w:sz w:val="20"/>
-          <w:szCs w:val="20"/>
-        </w:rPr>
-        <w:t xml:space="preserve">•  Which questions could have many different answers?</w:t>
-      </w:r>
-    </w:p>
-    <w:p>
-      <w:pPr>
-        <w:spacing w:after="40"/>
-        <w:ind w:left="300"/>
-      </w:pPr>
-      <w:r>
-        <w:rPr>
-          <w:sz w:val="20"/>
-          <w:szCs w:val="20"/>
-        </w:rPr>
-        <w:t xml:space="preserve">•  Which questions have only one exact answer?</w:t>
-      </w:r>
-    </w:p>
-    <w:p>
-      <w:pPr>
-        <w:spacing w:after="40"/>
-        <w:ind w:left="300"/>
-      </w:pPr>
-      <w:r>
-        <w:rPr>
-          <w:sz w:val="20"/>
-          <w:szCs w:val="20"/>
-        </w:rPr>
-        <w:t xml:space="preserve">•  What makes a question good for collecting data?</w:t>
-      </w:r>
-    </w:p>
-    <w:p>
-      <w:pPr>
-        <w:spacing w:after="40"/>
-        <w:ind w:left="300"/>
-      </w:pPr>
-      <w:r>
-        <w:rPr>
-          <w:sz w:val="20"/>
-          <w:szCs w:val="20"/>
-        </w:rPr>
-        <w:t xml:space="preserve">•  Why would a coach care about questions with variability?</w:t>
-      </w:r>
-    </w:p>
-    <w:p>
-      <w:pPr>
-        <w:spacing w:after="40"/>
-        <w:ind w:left="300"/>
-      </w:pPr>
-      <w:r>
-        <w:rPr>
-          <w:sz w:val="20"/>
-          <w:szCs w:val="20"/>
-        </w:rPr>
-        <w:t xml:space="preserve">•  Could a question be reworded to become statistical?</w:t>
-      </w:r>
-    </w:p>
-    <w:p>
-      <w:pPr>
         <w:pStyle w:val="Heading2"/>
         <w:spacing w:after="80" w:before="180"/>
       </w:pPr>
@@ -1433,348 +1695,17 @@
           <w:sz w:val="24"/>
           <w:szCs w:val="24"/>
         </w:rPr>
-        <w:t xml:space="preserve">Solved Example</w:t>
+        <w:t xml:space="preserve">3. Build Your Explanation</w:t>
       </w:r>
       <w:r>
         <w:rPr>
           <w:i/>
           <w:iCs/>
-          <w:color w:val="1FA6A2"/>
-          <w:sz w:val="19"/>
-          <w:szCs w:val="19"/>
-        </w:rPr>
-        <w:t xml:space="preserve">   I Do — watch each step</w:t>
-      </w:r>
-    </w:p>
-    <w:p>
-      <w:pPr>
-        <w:keepNext/>
-        <w:spacing w:after="40"/>
-      </w:pPr>
-      <w:r>
-        <w:rPr>
-          <w:b/>
-          <w:bCs/>
-          <w:color w:val="12355B"/>
-          <w:sz w:val="21"/>
-          <w:szCs w:val="21"/>
-        </w:rPr>
-        <w:t xml:space="preserve">Problem:  </w:t>
-      </w:r>
-      <w:r>
-        <w:rPr>
-          <w:sz w:val="21"/>
-          <w:szCs w:val="21"/>
-        </w:rPr>
-        <w:t xml:space="preserve">Which of the following is a statistical question?</w:t>
-      </w:r>
-    </w:p>
-    <w:p>
-      <w:pPr>
-        <w:spacing w:after="30"/>
-        <w:ind w:left="420"/>
-      </w:pPr>
-      <w:r>
-        <w:rPr>
-          <w:sz w:val="20"/>
-          <w:szCs w:val="20"/>
-        </w:rPr>
-        <w:t xml:space="preserve">A)  How many points did each player score this season?</w:t>
-      </w:r>
-    </w:p>
-    <w:p>
-      <w:pPr>
-        <w:spacing w:after="30"/>
-        <w:ind w:left="420"/>
-      </w:pPr>
-      <w:r>
-        <w:rPr>
-          <w:sz w:val="20"/>
-          <w:szCs w:val="20"/>
-        </w:rPr>
-        <w:t xml:space="preserve">B)  How many points are scored for a free throw?</w:t>
-      </w:r>
-    </w:p>
-    <w:p>
-      <w:pPr>
-        <w:spacing w:after="30"/>
-        <w:ind w:left="420"/>
-      </w:pPr>
-      <w:r>
-        <w:rPr>
-          <w:sz w:val="20"/>
-          <w:szCs w:val="20"/>
-        </w:rPr>
-        <w:t xml:space="preserve">C)  What sport does this team play?</w:t>
-      </w:r>
-    </w:p>
-    <w:p>
-      <w:pPr>
-        <w:spacing w:after="30"/>
-        <w:ind w:left="420"/>
-      </w:pPr>
-      <w:r>
-        <w:rPr>
-          <w:sz w:val="20"/>
-          <w:szCs w:val="20"/>
-        </w:rPr>
-        <w:t xml:space="preserve">D)  How many halves are in a soccer game?</w:t>
-      </w:r>
-    </w:p>
-    <w:p>
-      <w:pPr>
-        <w:spacing w:after="20" w:before="50"/>
-      </w:pPr>
-      <w:r>
-        <w:rPr>
-          <w:b/>
-          <w:bCs/>
-          <w:color w:val="1FA6A2"/>
-          <w:sz w:val="21"/>
-          <w:szCs w:val="21"/>
-        </w:rPr>
-        <w:t xml:space="preserve">Step 1:  </w:t>
-      </w:r>
-      <w:r>
-        <w:rPr>
-          <w:sz w:val="21"/>
-          <w:szCs w:val="21"/>
-        </w:rPr>
-        <w:t xml:space="preserve">"How many points did each player score?" is statistical because different players will have different scores — there is variability in the data.</w:t>
-      </w:r>
-    </w:p>
-    <w:p>
-      <w:pPr>
-        <w:spacing w:after="40" w:before="60"/>
-      </w:pPr>
-      <w:r>
-        <w:rPr>
-          <w:b/>
-          <w:bCs/>
-          <w:color w:val="12355B"/>
-          <w:sz w:val="21"/>
-          <w:szCs w:val="21"/>
-        </w:rPr>
-        <w:t xml:space="preserve">Answer:  </w:t>
-      </w:r>
-      <w:r>
-        <w:rPr>
-          <w:b/>
-          <w:bCs/>
-          <w:sz w:val="21"/>
-          <w:szCs w:val="21"/>
-        </w:rPr>
-        <w:t xml:space="preserve">A. How many points did each player score this season?</w:t>
-      </w:r>
-    </w:p>
-    <w:p>
-      <w:pPr>
-        <w:pStyle w:val="Heading1"/>
-        <w:pageBreakBefore/>
-        <w:pBdr>
-          <w:bottom w:val="single" w:color="1FA6A2" w:sz="14" w:space="6"/>
-        </w:pBdr>
-        <w:spacing w:after="140" w:before="0"/>
-      </w:pPr>
-      <w:r>
-        <w:rPr>
-          <w:b/>
-          <w:bCs/>
-          <w:color w:val="12355B"/>
-          <w:sz w:val="30"/>
-          <w:szCs w:val="30"/>
-        </w:rPr>
-        <w:t xml:space="preserve">Guided Practice</w:t>
-      </w:r>
-    </w:p>
-    <w:p>
-      <w:pPr>
-        <w:pStyle w:val="Heading2"/>
-        <w:spacing w:after="80" w:before="180"/>
-      </w:pPr>
-      <w:r>
-        <w:rPr>
-          <w:b/>
-          <w:bCs/>
-          <w:color w:val="12355B"/>
-          <w:sz w:val="24"/>
-          <w:szCs w:val="24"/>
-        </w:rPr>
-        <w:t xml:space="preserve">Solve Together</w:t>
-      </w:r>
-      <w:r>
-        <w:rPr>
-          <w:i/>
-          <w:iCs/>
-          <w:color w:val="6B4FA0"/>
-          <w:sz w:val="19"/>
-          <w:szCs w:val="19"/>
-        </w:rPr>
-        <w:t xml:space="preserve">   We Do — work with your class</w:t>
-      </w:r>
-    </w:p>
-    <w:p>
-      <w:pPr>
-        <w:keepNext/>
-        <w:spacing w:after="40" w:before="40"/>
-      </w:pPr>
-      <w:r>
-        <w:rPr>
-          <w:b/>
-          <w:bCs/>
-          <w:color w:val="12355B"/>
-          <w:sz w:val="21"/>
-          <w:szCs w:val="21"/>
-        </w:rPr>
-        <w:t xml:space="preserve">Problem:  </w:t>
-      </w:r>
-      <w:r>
-        <w:rPr>
-          <w:sz w:val="21"/>
-          <w:szCs w:val="21"/>
-        </w:rPr>
-        <w:t xml:space="preserve">Which question is NOT a statistical question?</w:t>
-      </w:r>
-    </w:p>
-    <w:p>
-      <w:pPr>
-        <w:spacing w:after="30"/>
-        <w:ind w:left="420"/>
-      </w:pPr>
-      <w:r>
-        <w:rPr>
-          <w:sz w:val="20"/>
-          <w:szCs w:val="20"/>
-        </w:rPr>
-        <w:t xml:space="preserve">A)  How many innings are in a baseball game?</w:t>
-      </w:r>
-    </w:p>
-    <w:p>
-      <w:pPr>
-        <w:spacing w:after="30"/>
-        <w:ind w:left="420"/>
-      </w:pPr>
-      <w:r>
-        <w:rPr>
-          <w:sz w:val="20"/>
-          <w:szCs w:val="20"/>
-        </w:rPr>
-        <w:t xml:space="preserve">B)  How many home runs did each player hit this year?</w:t>
-      </w:r>
-    </w:p>
-    <w:p>
-      <w:pPr>
-        <w:spacing w:after="30"/>
-        <w:ind w:left="420"/>
-      </w:pPr>
-      <w:r>
-        <w:rPr>
-          <w:sz w:val="20"/>
-          <w:szCs w:val="20"/>
-        </w:rPr>
-        <w:t xml:space="preserve">C)  How many miles does each runner train per week?</w:t>
-      </w:r>
-    </w:p>
-    <w:p>
-      <w:pPr>
-        <w:spacing w:after="30"/>
-        <w:ind w:left="420"/>
-      </w:pPr>
-      <w:r>
-        <w:rPr>
-          <w:sz w:val="20"/>
-          <w:szCs w:val="20"/>
-        </w:rPr>
-        <w:t xml:space="preserve">D)  How tall is each player on the basketball team?</w:t>
-      </w:r>
-    </w:p>
-    <w:p>
-      <w:pPr>
-        <w:keepNext/>
-        <w:spacing w:after="0" w:before="50"/>
-      </w:pPr>
-      <w:r>
-        <w:rPr>
-          <w:b/>
-          <w:bCs/>
-          <w:color w:val="6B4FA0"/>
-          <w:sz w:val="21"/>
-          <w:szCs w:val="21"/>
-        </w:rPr>
-        <w:t xml:space="preserve">Step 1:</w:t>
-      </w:r>
-    </w:p>
-    <w:p>
-      <w:pPr>
-        <w:pBdr>
-          <w:bottom w:val="single" w:color="AFBECC" w:sz="6"/>
-        </w:pBdr>
-        <w:spacing w:after="30" w:before="150"/>
-      </w:pPr>
-      <w:r>
-        <w:t xml:space="preserve"/>
-      </w:r>
-    </w:p>
-    <w:p>
-      <w:pPr>
-        <w:keepNext/>
-        <w:spacing w:after="0" w:before="50"/>
-      </w:pPr>
-      <w:r>
-        <w:rPr>
-          <w:b/>
-          <w:bCs/>
-          <w:color w:val="6B4FA0"/>
-          <w:sz w:val="21"/>
-          <w:szCs w:val="21"/>
-        </w:rPr>
-        <w:t xml:space="preserve">Step 2:</w:t>
-      </w:r>
-    </w:p>
-    <w:p>
-      <w:pPr>
-        <w:pBdr>
-          <w:bottom w:val="single" w:color="AFBECC" w:sz="6"/>
-        </w:pBdr>
-        <w:spacing w:after="30" w:before="150"/>
-      </w:pPr>
-      <w:r>
-        <w:t xml:space="preserve"/>
-      </w:r>
-    </w:p>
-    <w:p>
-      <w:pPr>
-        <w:keepNext/>
-        <w:spacing w:after="0" w:before="60"/>
-      </w:pPr>
-      <w:r>
-        <w:rPr>
-          <w:b/>
-          <w:bCs/>
-          <w:color w:val="12355B"/>
-          <w:sz w:val="21"/>
-          <w:szCs w:val="21"/>
-        </w:rPr>
-        <w:t xml:space="preserve">Answer:</w:t>
-      </w:r>
-    </w:p>
-    <w:p>
-      <w:pPr>
-        <w:pBdr>
-          <w:bottom w:val="single" w:color="AFBECC" w:sz="6"/>
-        </w:pBdr>
-        <w:spacing w:after="30" w:before="150"/>
-      </w:pPr>
-      <w:r>
-        <w:t xml:space="preserve"/>
-      </w:r>
-    </w:p>
-    <w:p>
-      <w:pPr>
-        <w:spacing w:after="80"/>
-      </w:pPr>
-      <w:r>
-        <w:t xml:space="preserve"/>
+          <w:color w:val="B97A12"/>
+          <w:sz w:val="19"/>
+          <w:szCs w:val="19"/>
+        </w:rPr>
+        <w:t xml:space="preserve">   choose your support</w:t>
       </w:r>
     </w:p>
     <w:tbl>
@@ -1805,6 +1736,1371 @@
           </w:tcPr>
           <w:p>
             <w:pPr>
+              <w:spacing w:after="50"/>
+            </w:pPr>
+            <w:r>
+              <w:rPr>
+                <w:i/>
+                <w:iCs/>
+                <w:color w:val="5F6F80"/>
+                <w:sz w:val="19"/>
+                <w:szCs w:val="19"/>
+              </w:rPr>
+              <w:t xml:space="preserve">This model shows the parts of an explanation. It does not answer your writing question.</w:t>
+            </w:r>
+          </w:p>
+          <w:p>
+            <w:pPr>
+              <w:spacing w:after="80"/>
+            </w:pPr>
+            <w:r>
+              <w:rPr>
+                <w:b/>
+                <w:bCs/>
+                <w:color w:val="12355B"/>
+                <w:sz w:val="19"/>
+                <w:szCs w:val="19"/>
+              </w:rPr>
+              <w:t xml:space="preserve">Claim:  </w:t>
+            </w:r>
+            <w:r>
+              <w:rPr>
+                <w:sz w:val="19"/>
+                <w:szCs w:val="19"/>
+              </w:rPr>
+              <w:t xml:space="preserve">A statistical question expects answers that vary across many cases.</w:t>
+            </w:r>
+          </w:p>
+          <w:p>
+            <w:pPr>
+              <w:spacing w:after="80"/>
+            </w:pPr>
+            <w:r>
+              <w:rPr>
+                <w:b/>
+                <w:bCs/>
+                <w:color w:val="12355B"/>
+                <w:sz w:val="19"/>
+                <w:szCs w:val="19"/>
+              </w:rPr>
+              <w:t xml:space="preserve">Evidence:  </w:t>
+            </w:r>
+            <w:r>
+              <w:rPr>
+                <w:sz w:val="19"/>
+                <w:szCs w:val="19"/>
+              </w:rPr>
+              <w:t xml:space="preserve">Students identify "How tall is each player?" as statistical because heights vary, while "How tall is our point guard?" has one fixed answer.</w:t>
+            </w:r>
+          </w:p>
+          <w:p>
+            <w:pPr>
+              <w:spacing w:after="80"/>
+            </w:pPr>
+            <w:r>
+              <w:rPr>
+                <w:b/>
+                <w:bCs/>
+                <w:color w:val="12355B"/>
+                <w:sz w:val="19"/>
+                <w:szCs w:val="19"/>
+              </w:rPr>
+              <w:t xml:space="preserve">Reasoning:  </w:t>
+            </w:r>
+            <w:r>
+              <w:rPr>
+                <w:sz w:val="19"/>
+                <w:szCs w:val="19"/>
+              </w:rPr>
+              <w:t xml:space="preserve">This evidence connects the definition of statistical question to the mathematical claim.</w:t>
+            </w:r>
+          </w:p>
+        </w:tc>
+      </w:tr>
+    </w:tbl>
+    <w:p>
+      <w:pPr>
+        <w:pStyle w:val="Heading2"/>
+        <w:spacing w:after="80" w:before="180"/>
+      </w:pPr>
+      <w:r>
+        <w:rPr>
+          <w:b/>
+          <w:bCs/>
+          <w:color w:val="12355B"/>
+          <w:sz w:val="24"/>
+          <w:szCs w:val="24"/>
+        </w:rPr>
+        <w:t xml:space="preserve">Start</w:t>
+      </w:r>
+      <w:r>
+        <w:rPr>
+          <w:i/>
+          <w:iCs/>
+          <w:color w:val="1FA6A2"/>
+          <w:sz w:val="19"/>
+          <w:szCs w:val="19"/>
+        </w:rPr>
+        <w:t xml:space="preserve">   Most language support</w:t>
+      </w:r>
+    </w:p>
+    <w:p>
+      <w:pPr>
+        <w:spacing w:after="60"/>
+      </w:pPr>
+      <w:r>
+        <w:rPr>
+          <w:color w:val="1A2733"/>
+          <w:sz w:val="21"/>
+          <w:szCs w:val="21"/>
+        </w:rPr>
+        <w:t xml:space="preserve">Complete the frames. Use the word bank.</w:t>
+      </w:r>
+      <w:r>
+        <w:rPr>
+          <w:i/>
+          <w:iCs/>
+          <w:color w:val="5F6F80"/>
+          <w:sz w:val="19"/>
+          <w:szCs w:val="19"/>
+        </w:rPr>
+        <w:br/>
+        <w:t xml:space="preserve">Completa las oraciones. Usa el banco de palabras.</w:t>
+      </w:r>
+    </w:p>
+    <w:p>
+      <w:pPr>
+        <w:spacing w:after="60"/>
+      </w:pPr>
+      <w:r>
+        <w:rPr>
+          <w:color w:val="1A2733"/>
+          <w:sz w:val="21"/>
+          <w:szCs w:val="21"/>
+        </w:rPr>
+        <w:t xml:space="preserve">I know it needs data because it asks about ___.</w:t>
+      </w:r>
+      <w:r>
+        <w:rPr>
+          <w:i/>
+          <w:iCs/>
+          <w:color w:val="5F6F80"/>
+          <w:sz w:val="19"/>
+          <w:szCs w:val="19"/>
+        </w:rPr>
+        <w:br/>
+        <w:t xml:space="preserve">Sé que necesita datos porque pregunta sobre ___.</w:t>
+      </w:r>
+    </w:p>
+    <w:p>
+      <w:pPr>
+        <w:spacing w:after="60"/>
+      </w:pPr>
+      <w:r>
+        <w:rPr>
+          <w:color w:val="1A2733"/>
+          <w:sz w:val="21"/>
+          <w:szCs w:val="21"/>
+        </w:rPr>
+        <w:t xml:space="preserve">The answers will be different because ___.</w:t>
+      </w:r>
+      <w:r>
+        <w:rPr>
+          <w:i/>
+          <w:iCs/>
+          <w:color w:val="5F6F80"/>
+          <w:sz w:val="19"/>
+          <w:szCs w:val="19"/>
+        </w:rPr>
+        <w:br/>
+        <w:t xml:space="preserve">Las respuestas serán diferentes porque ___.</w:t>
+      </w:r>
+    </w:p>
+    <w:tbl>
+      <w:tblPr>
+        <w:tblW w:type="pct" w:w="100%"/>
+        <w:tblBorders>
+          <w:top w:val="single" w:color="C7D2DD" w:sz="6"/>
+          <w:left w:val="single" w:color="C7D2DD" w:sz="6"/>
+          <w:bottom w:val="single" w:color="C7D2DD" w:sz="6"/>
+          <w:right w:val="single" w:color="C7D2DD" w:sz="6"/>
+          <w:insideH w:val="single" w:color="auto" w:sz="4"/>
+          <w:insideV w:val="single" w:color="auto" w:sz="4"/>
+        </w:tblBorders>
+      </w:tblPr>
+      <w:tblGrid>
+        <w:gridCol w:w="100"/>
+      </w:tblGrid>
+      <w:tr>
+        <w:tc>
+          <w:tcPr>
+            <w:shd w:fill="FBF3E2" w:color="auto" w:val="clear"/>
+            <w:tcMar>
+              <w:top w:type="dxa" w:w="60"/>
+              <w:left w:type="dxa" w:w="120"/>
+              <w:bottom w:type="dxa" w:w="60"/>
+              <w:right w:type="dxa" w:w="120"/>
+            </w:tcMar>
+          </w:tcPr>
+          <w:p>
+            <w:pPr>
+              <w:spacing w:after="0" w:line="320"/>
+            </w:pPr>
+            <w:r>
+              <w:t xml:space="preserve"/>
+            </w:r>
+          </w:p>
+          <w:p>
+            <w:pPr>
+              <w:spacing w:after="0" w:line="320"/>
+            </w:pPr>
+            <w:r>
+              <w:t xml:space="preserve"/>
+            </w:r>
+          </w:p>
+          <w:p>
+            <w:pPr>
+              <w:spacing w:after="0" w:line="320"/>
+            </w:pPr>
+            <w:r>
+              <w:t xml:space="preserve"/>
+            </w:r>
+          </w:p>
+        </w:tc>
+      </w:tr>
+    </w:tbl>
+    <w:p>
+      <w:pPr>
+        <w:pStyle w:val="Heading2"/>
+        <w:spacing w:after="80" w:before="180"/>
+      </w:pPr>
+      <w:r>
+        <w:rPr>
+          <w:b/>
+          <w:bCs/>
+          <w:color w:val="12355B"/>
+          <w:sz w:val="24"/>
+          <w:szCs w:val="24"/>
+        </w:rPr>
+        <w:t xml:space="preserve">Build</w:t>
+      </w:r>
+      <w:r>
+        <w:rPr>
+          <w:i/>
+          <w:iCs/>
+          <w:color w:val="B97A12"/>
+          <w:sz w:val="19"/>
+          <w:szCs w:val="19"/>
+        </w:rPr>
+        <w:t xml:space="preserve">   Some language support</w:t>
+      </w:r>
+    </w:p>
+    <w:p>
+      <w:pPr>
+        <w:spacing w:after="60"/>
+      </w:pPr>
+      <w:r>
+        <w:rPr>
+          <w:color w:val="1A2733"/>
+          <w:sz w:val="21"/>
+          <w:szCs w:val="21"/>
+        </w:rPr>
+        <w:t xml:space="preserve">Write two connected sentences. Use because, so, or but.</w:t>
+      </w:r>
+      <w:r>
+        <w:rPr>
+          <w:i/>
+          <w:iCs/>
+          <w:color w:val="5F6F80"/>
+          <w:sz w:val="19"/>
+          <w:szCs w:val="19"/>
+        </w:rPr>
+        <w:br/>
+        <w:t xml:space="preserve">Escribe dos oraciones conectadas. Usa porque, entonces o pero.</w:t>
+      </w:r>
+    </w:p>
+    <w:p>
+      <w:pPr>
+        <w:spacing w:after="60"/>
+      </w:pPr>
+      <w:r>
+        <w:rPr>
+          <w:color w:val="1A2733"/>
+          <w:sz w:val="21"/>
+          <w:szCs w:val="21"/>
+        </w:rPr>
+        <w:t xml:space="preserve">My claim is ___.</w:t>
+      </w:r>
+      <w:r>
+        <w:rPr>
+          <w:i/>
+          <w:iCs/>
+          <w:color w:val="5F6F80"/>
+          <w:sz w:val="19"/>
+          <w:szCs w:val="19"/>
+        </w:rPr>
+        <w:br/>
+        <w:t xml:space="preserve">Mi afirmación es ___.</w:t>
+      </w:r>
+    </w:p>
+    <w:p>
+      <w:pPr>
+        <w:spacing w:after="60"/>
+      </w:pPr>
+      <w:r>
+        <w:rPr>
+          <w:color w:val="1A2733"/>
+          <w:sz w:val="21"/>
+          <w:szCs w:val="21"/>
+        </w:rPr>
+        <w:t xml:space="preserve">I know because ___.</w:t>
+      </w:r>
+      <w:r>
+        <w:rPr>
+          <w:i/>
+          <w:iCs/>
+          <w:color w:val="5F6F80"/>
+          <w:sz w:val="19"/>
+          <w:szCs w:val="19"/>
+        </w:rPr>
+        <w:br/>
+        <w:t xml:space="preserve">Lo sé porque ___.</w:t>
+      </w:r>
+    </w:p>
+    <w:p>
+      <w:pPr>
+        <w:spacing w:after="60"/>
+      </w:pPr>
+      <w:r>
+        <w:rPr>
+          <w:color w:val="1A2733"/>
+          <w:sz w:val="21"/>
+          <w:szCs w:val="21"/>
+        </w:rPr>
+        <w:t xml:space="preserve">So ___.</w:t>
+      </w:r>
+      <w:r>
+        <w:rPr>
+          <w:i/>
+          <w:iCs/>
+          <w:color w:val="5F6F80"/>
+          <w:sz w:val="19"/>
+          <w:szCs w:val="19"/>
+        </w:rPr>
+        <w:br/>
+        <w:t xml:space="preserve">Entonces ___.</w:t>
+      </w:r>
+    </w:p>
+    <w:tbl>
+      <w:tblPr>
+        <w:tblW w:type="pct" w:w="100%"/>
+        <w:tblBorders>
+          <w:top w:val="single" w:color="C7D2DD" w:sz="6"/>
+          <w:left w:val="single" w:color="C7D2DD" w:sz="6"/>
+          <w:bottom w:val="single" w:color="C7D2DD" w:sz="6"/>
+          <w:right w:val="single" w:color="C7D2DD" w:sz="6"/>
+          <w:insideH w:val="single" w:color="auto" w:sz="4"/>
+          <w:insideV w:val="single" w:color="auto" w:sz="4"/>
+        </w:tblBorders>
+      </w:tblPr>
+      <w:tblGrid>
+        <w:gridCol w:w="100"/>
+      </w:tblGrid>
+      <w:tr>
+        <w:tc>
+          <w:tcPr>
+            <w:shd w:fill="FBF3E2" w:color="auto" w:val="clear"/>
+            <w:tcMar>
+              <w:top w:type="dxa" w:w="60"/>
+              <w:left w:type="dxa" w:w="120"/>
+              <w:bottom w:type="dxa" w:w="60"/>
+              <w:right w:type="dxa" w:w="120"/>
+            </w:tcMar>
+          </w:tcPr>
+          <w:p>
+            <w:pPr>
+              <w:spacing w:after="0" w:line="320"/>
+            </w:pPr>
+            <w:r>
+              <w:t xml:space="preserve"/>
+            </w:r>
+          </w:p>
+          <w:p>
+            <w:pPr>
+              <w:spacing w:after="0" w:line="320"/>
+            </w:pPr>
+            <w:r>
+              <w:t xml:space="preserve"/>
+            </w:r>
+          </w:p>
+          <w:p>
+            <w:pPr>
+              <w:spacing w:after="0" w:line="320"/>
+            </w:pPr>
+            <w:r>
+              <w:t xml:space="preserve"/>
+            </w:r>
+          </w:p>
+        </w:tc>
+      </w:tr>
+    </w:tbl>
+    <w:p>
+      <w:pPr>
+        <w:pStyle w:val="Heading2"/>
+        <w:spacing w:after="80" w:before="180"/>
+      </w:pPr>
+      <w:r>
+        <w:rPr>
+          <w:b/>
+          <w:bCs/>
+          <w:color w:val="12355B"/>
+          <w:sz w:val="24"/>
+          <w:szCs w:val="24"/>
+        </w:rPr>
+        <w:t xml:space="preserve">Explain</w:t>
+      </w:r>
+      <w:r>
+        <w:rPr>
+          <w:i/>
+          <w:iCs/>
+          <w:color w:val="B97A12"/>
+          <w:sz w:val="19"/>
+          <w:szCs w:val="19"/>
+        </w:rPr>
+        <w:t xml:space="preserve">   Light language support</w:t>
+      </w:r>
+    </w:p>
+    <w:p>
+      <w:pPr>
+        <w:spacing w:after="60"/>
+      </w:pPr>
+      <w:r>
+        <w:rPr>
+          <w:color w:val="1A2733"/>
+          <w:sz w:val="21"/>
+          <w:szCs w:val="21"/>
+        </w:rPr>
+        <w:t xml:space="preserve">Write a claim, give math evidence, and explain your reasoning.</w:t>
+      </w:r>
+      <w:r>
+        <w:rPr>
+          <w:i/>
+          <w:iCs/>
+          <w:color w:val="5F6F80"/>
+          <w:sz w:val="19"/>
+          <w:szCs w:val="19"/>
+        </w:rPr>
+        <w:br/>
+        <w:t xml:space="preserve">Escribe una afirmación, da evidencia matemática y explica tu razonamiento.</w:t>
+      </w:r>
+    </w:p>
+    <w:p>
+      <w:pPr>
+        <w:spacing w:after="60"/>
+      </w:pPr>
+      <w:r>
+        <w:rPr>
+          <w:color w:val="1A2733"/>
+          <w:sz w:val="21"/>
+          <w:szCs w:val="21"/>
+        </w:rPr>
+        <w:t xml:space="preserve">My claim is ___.</w:t>
+      </w:r>
+      <w:r>
+        <w:rPr>
+          <w:i/>
+          <w:iCs/>
+          <w:color w:val="5F6F80"/>
+          <w:sz w:val="19"/>
+          <w:szCs w:val="19"/>
+        </w:rPr>
+        <w:br/>
+        <w:t xml:space="preserve">Mi afirmación es ___.</w:t>
+      </w:r>
+    </w:p>
+    <w:p>
+      <w:pPr>
+        <w:spacing w:after="60"/>
+      </w:pPr>
+      <w:r>
+        <w:rPr>
+          <w:color w:val="1A2733"/>
+          <w:sz w:val="21"/>
+          <w:szCs w:val="21"/>
+        </w:rPr>
+        <w:t xml:space="preserve">My math evidence is ___.</w:t>
+      </w:r>
+      <w:r>
+        <w:rPr>
+          <w:i/>
+          <w:iCs/>
+          <w:color w:val="5F6F80"/>
+          <w:sz w:val="19"/>
+          <w:szCs w:val="19"/>
+        </w:rPr>
+        <w:br/>
+        <w:t xml:space="preserve">Mi evidencia matemática es ___.</w:t>
+      </w:r>
+    </w:p>
+    <w:p>
+      <w:pPr>
+        <w:spacing w:after="60"/>
+      </w:pPr>
+      <w:r>
+        <w:rPr>
+          <w:color w:val="1A2733"/>
+          <w:sz w:val="21"/>
+          <w:szCs w:val="21"/>
+        </w:rPr>
+        <w:t xml:space="preserve">This proves ___ because ___.</w:t>
+      </w:r>
+      <w:r>
+        <w:rPr>
+          <w:i/>
+          <w:iCs/>
+          <w:color w:val="5F6F80"/>
+          <w:sz w:val="19"/>
+          <w:szCs w:val="19"/>
+        </w:rPr>
+        <w:br/>
+        <w:t xml:space="preserve">Esto demuestra ___ porque ___.</w:t>
+      </w:r>
+    </w:p>
+    <w:tbl>
+      <w:tblPr>
+        <w:tblW w:type="pct" w:w="100%"/>
+        <w:tblBorders>
+          <w:top w:val="single" w:color="C7D2DD" w:sz="6"/>
+          <w:left w:val="single" w:color="C7D2DD" w:sz="6"/>
+          <w:bottom w:val="single" w:color="C7D2DD" w:sz="6"/>
+          <w:right w:val="single" w:color="C7D2DD" w:sz="6"/>
+          <w:insideH w:val="single" w:color="auto" w:sz="4"/>
+          <w:insideV w:val="single" w:color="auto" w:sz="4"/>
+        </w:tblBorders>
+      </w:tblPr>
+      <w:tblGrid>
+        <w:gridCol w:w="100"/>
+      </w:tblGrid>
+      <w:tr>
+        <w:tc>
+          <w:tcPr>
+            <w:shd w:fill="FBF3E2" w:color="auto" w:val="clear"/>
+            <w:tcMar>
+              <w:top w:type="dxa" w:w="60"/>
+              <w:left w:type="dxa" w:w="120"/>
+              <w:bottom w:type="dxa" w:w="60"/>
+              <w:right w:type="dxa" w:w="120"/>
+            </w:tcMar>
+          </w:tcPr>
+          <w:p>
+            <w:pPr>
+              <w:spacing w:after="0" w:line="320"/>
+            </w:pPr>
+            <w:r>
+              <w:t xml:space="preserve"/>
+            </w:r>
+          </w:p>
+          <w:p>
+            <w:pPr>
+              <w:spacing w:after="0" w:line="320"/>
+            </w:pPr>
+            <w:r>
+              <w:t xml:space="preserve"/>
+            </w:r>
+          </w:p>
+          <w:p>
+            <w:pPr>
+              <w:spacing w:after="0" w:line="320"/>
+            </w:pPr>
+            <w:r>
+              <w:t xml:space="preserve"/>
+            </w:r>
+          </w:p>
+          <w:p>
+            <w:pPr>
+              <w:spacing w:after="0" w:line="320"/>
+            </w:pPr>
+            <w:r>
+              <w:t xml:space="preserve"/>
+            </w:r>
+          </w:p>
+          <w:p>
+            <w:pPr>
+              <w:spacing w:after="0" w:line="320"/>
+            </w:pPr>
+            <w:r>
+              <w:t xml:space="preserve"/>
+            </w:r>
+          </w:p>
+        </w:tc>
+      </w:tr>
+    </w:tbl>
+    <w:p>
+      <w:pPr>
+        <w:pStyle w:val="Heading2"/>
+        <w:spacing w:after="80" w:before="180"/>
+      </w:pPr>
+      <w:r>
+        <w:rPr>
+          <w:b/>
+          <w:bCs/>
+          <w:color w:val="12355B"/>
+          <w:sz w:val="24"/>
+          <w:szCs w:val="24"/>
+        </w:rPr>
+        <w:t xml:space="preserve">4. Check Your Explanation</w:t>
+      </w:r>
+      <w:r>
+        <w:rPr>
+          <w:i/>
+          <w:iCs/>
+          <w:color w:val="1FA6A2"/>
+          <w:sz w:val="19"/>
+          <w:szCs w:val="19"/>
+        </w:rPr>
+        <w:t xml:space="preserve">   five quick checks</w:t>
+      </w:r>
+    </w:p>
+    <w:p>
+      <w:pPr>
+        <w:spacing w:after="80"/>
+      </w:pPr>
+      <w:r>
+        <w:rPr>
+          <w:b/>
+          <w:bCs/>
+          <w:color w:val="1FA6A2"/>
+          <w:sz w:val="22"/>
+          <w:szCs w:val="22"/>
+        </w:rPr>
+        <w:t xml:space="preserve">☐  </w:t>
+      </w:r>
+      <w:r>
+        <w:rPr>
+          <w:sz w:val="20"/>
+          <w:szCs w:val="20"/>
+        </w:rPr>
+        <w:t xml:space="preserve">I answered the question.</w:t>
+      </w:r>
+      <w:r>
+        <w:rPr>
+          <w:i/>
+          <w:iCs/>
+          <w:color w:val="5F6F80"/>
+          <w:sz w:val="18"/>
+          <w:szCs w:val="18"/>
+        </w:rPr>
+        <w:br/>
+        <w:t xml:space="preserve">Respondí la pregunta.</w:t>
+      </w:r>
+    </w:p>
+    <w:p>
+      <w:pPr>
+        <w:spacing w:after="80"/>
+      </w:pPr>
+      <w:r>
+        <w:rPr>
+          <w:b/>
+          <w:bCs/>
+          <w:color w:val="1FA6A2"/>
+          <w:sz w:val="22"/>
+          <w:szCs w:val="22"/>
+        </w:rPr>
+        <w:t xml:space="preserve">☐  </w:t>
+      </w:r>
+      <w:r>
+        <w:rPr>
+          <w:sz w:val="20"/>
+          <w:szCs w:val="20"/>
+        </w:rPr>
+        <w:t xml:space="preserve">I used math evidence: numbers, an equation, a model, or a comparison.</w:t>
+      </w:r>
+      <w:r>
+        <w:rPr>
+          <w:i/>
+          <w:iCs/>
+          <w:color w:val="5F6F80"/>
+          <w:sz w:val="18"/>
+          <w:szCs w:val="18"/>
+        </w:rPr>
+        <w:br/>
+        <w:t xml:space="preserve">Usé evidencia matemática: números, una ecuación, un modelo o una comparación.</w:t>
+      </w:r>
+    </w:p>
+    <w:p>
+      <w:pPr>
+        <w:spacing w:after="80"/>
+      </w:pPr>
+      <w:r>
+        <w:rPr>
+          <w:b/>
+          <w:bCs/>
+          <w:color w:val="1FA6A2"/>
+          <w:sz w:val="22"/>
+          <w:szCs w:val="22"/>
+        </w:rPr>
+        <w:t xml:space="preserve">☐  </w:t>
+      </w:r>
+      <w:r>
+        <w:rPr>
+          <w:sz w:val="20"/>
+          <w:szCs w:val="20"/>
+        </w:rPr>
+        <w:t xml:space="preserve">I explained how the evidence proves my answer.</w:t>
+      </w:r>
+      <w:r>
+        <w:rPr>
+          <w:i/>
+          <w:iCs/>
+          <w:color w:val="5F6F80"/>
+          <w:sz w:val="18"/>
+          <w:szCs w:val="18"/>
+        </w:rPr>
+        <w:br/>
+        <w:t xml:space="preserve">Expliqué cómo la evidencia demuestra mi respuesta.</w:t>
+      </w:r>
+    </w:p>
+    <w:p>
+      <w:pPr>
+        <w:spacing w:after="80"/>
+      </w:pPr>
+      <w:r>
+        <w:rPr>
+          <w:b/>
+          <w:bCs/>
+          <w:color w:val="1FA6A2"/>
+          <w:sz w:val="22"/>
+          <w:szCs w:val="22"/>
+        </w:rPr>
+        <w:t xml:space="preserve">☐  </w:t>
+      </w:r>
+      <w:r>
+        <w:rPr>
+          <w:sz w:val="20"/>
+          <w:szCs w:val="20"/>
+        </w:rPr>
+        <w:t xml:space="preserve">I used at least two math words.</w:t>
+      </w:r>
+      <w:r>
+        <w:rPr>
+          <w:i/>
+          <w:iCs/>
+          <w:color w:val="5F6F80"/>
+          <w:sz w:val="18"/>
+          <w:szCs w:val="18"/>
+        </w:rPr>
+        <w:br/>
+        <w:t xml:space="preserve">Usé por lo menos dos palabras matemáticas.</w:t>
+      </w:r>
+    </w:p>
+    <w:p>
+      <w:pPr>
+        <w:spacing w:after="80"/>
+      </w:pPr>
+      <w:r>
+        <w:rPr>
+          <w:b/>
+          <w:bCs/>
+          <w:color w:val="1FA6A2"/>
+          <w:sz w:val="22"/>
+          <w:szCs w:val="22"/>
+        </w:rPr>
+        <w:t xml:space="preserve">☐  </w:t>
+      </w:r>
+      <w:r>
+        <w:rPr>
+          <w:sz w:val="20"/>
+          <w:szCs w:val="20"/>
+        </w:rPr>
+        <w:t xml:space="preserve">I reread complete sentences and punctuation.</w:t>
+      </w:r>
+      <w:r>
+        <w:rPr>
+          <w:i/>
+          <w:iCs/>
+          <w:color w:val="5F6F80"/>
+          <w:sz w:val="18"/>
+          <w:szCs w:val="18"/>
+        </w:rPr>
+        <w:br/>
+        <w:t xml:space="preserve">Volví a leer mis oraciones completas y la puntuación.</w:t>
+      </w:r>
+    </w:p>
+    <w:p>
+      <w:pPr>
+        <w:pStyle w:val="Heading1"/>
+        <w:pageBreakBefore/>
+        <w:pBdr>
+          <w:bottom w:val="single" w:color="1FA6A2" w:sz="14" w:space="6"/>
+        </w:pBdr>
+        <w:spacing w:after="140" w:before="0"/>
+      </w:pPr>
+      <w:r>
+        <w:rPr>
+          <w:b/>
+          <w:bCs/>
+          <w:color w:val="12355B"/>
+          <w:sz w:val="30"/>
+          <w:szCs w:val="30"/>
+        </w:rPr>
+        <w:t xml:space="preserve">Worked Example</w:t>
+      </w:r>
+    </w:p>
+    <w:p>
+      <w:pPr>
+        <w:pStyle w:val="Heading2"/>
+        <w:spacing w:after="80" w:before="180"/>
+      </w:pPr>
+      <w:r>
+        <w:rPr>
+          <w:b/>
+          <w:bCs/>
+          <w:color w:val="12355B"/>
+          <w:sz w:val="24"/>
+          <w:szCs w:val="24"/>
+        </w:rPr>
+        <w:t xml:space="preserve">Watch &amp; Read</w:t>
+      </w:r>
+      <w:r>
+        <w:rPr>
+          <w:i/>
+          <w:iCs/>
+          <w:color w:val="1FA6A2"/>
+          <w:sz w:val="19"/>
+          <w:szCs w:val="19"/>
+        </w:rPr>
+        <w:t xml:space="preserve">   I Do — follow along with your teacher</w:t>
+      </w:r>
+    </w:p>
+    <w:tbl>
+      <w:tblPr>
+        <w:tblW w:type="pct" w:w="100%"/>
+        <w:tblBorders>
+          <w:top w:val="single" w:color="1FA6A2" w:sz="8"/>
+          <w:left w:val="single" w:color="1FA6A2" w:sz="8"/>
+          <w:bottom w:val="single" w:color="1FA6A2" w:sz="8"/>
+          <w:right w:val="single" w:color="1FA6A2" w:sz="8"/>
+          <w:insideH w:val="single" w:color="auto" w:sz="4"/>
+          <w:insideV w:val="single" w:color="auto" w:sz="4"/>
+        </w:tblBorders>
+      </w:tblPr>
+      <w:tblGrid>
+        <w:gridCol w:w="100"/>
+      </w:tblGrid>
+      <w:tr>
+        <w:tc>
+          <w:tcPr>
+            <w:shd w:fill="E6F4F3" w:color="auto" w:val="clear"/>
+            <w:tcMar>
+              <w:top w:type="dxa" w:w="120"/>
+              <w:left w:type="dxa" w:w="180"/>
+              <w:bottom w:type="dxa" w:w="120"/>
+              <w:right w:type="dxa" w:w="180"/>
+            </w:tcMar>
+          </w:tcPr>
+          <w:p>
+            <w:pPr>
+              <w:spacing w:after="60"/>
+            </w:pPr>
+            <w:r>
+              <w:rPr>
+                <w:b/>
+                <w:bCs/>
+                <w:color w:val="12355B"/>
+                <w:sz w:val="22"/>
+                <w:szCs w:val="22"/>
+              </w:rPr>
+              <w:t xml:space="preserve">Scouting Report</w:t>
+            </w:r>
+          </w:p>
+          <w:p>
+            <w:pPr>
+              <w:spacing w:after="0"/>
+            </w:pPr>
+            <w:r>
+              <w:rPr>
+                <w:sz w:val="21"/>
+                <w:szCs w:val="21"/>
+              </w:rPr>
+              <w:t xml:space="preserve">You've just been hired as the data analyst for a youth basketball league. The head coach hands you a list of questions the staff wants to investigate about their players. Some questions will give you interesting data with variety, while others have just one fixed answer. Your job: figure out which questions are worth investigating with data.</w:t>
+            </w:r>
+          </w:p>
+        </w:tc>
+      </w:tr>
+    </w:tbl>
+    <w:p>
+      <w:pPr>
+        <w:spacing w:after="80"/>
+      </w:pPr>
+      <w:r>
+        <w:t xml:space="preserve"/>
+      </w:r>
+    </w:p>
+    <w:p>
+      <w:pPr>
+        <w:spacing w:after="50" w:before="60"/>
+      </w:pPr>
+      <w:r>
+        <w:rPr>
+          <w:b/>
+          <w:bCs/>
+          <w:color w:val="12355B"/>
+          <w:sz w:val="21"/>
+          <w:szCs w:val="21"/>
+        </w:rPr>
+        <w:t xml:space="preserve">Think about:</w:t>
+      </w:r>
+    </w:p>
+    <w:p>
+      <w:pPr>
+        <w:spacing w:after="40"/>
+        <w:ind w:left="300"/>
+      </w:pPr>
+      <w:r>
+        <w:rPr>
+          <w:sz w:val="20"/>
+          <w:szCs w:val="20"/>
+        </w:rPr>
+        <w:t xml:space="preserve">•  Which questions could have many different answers?</w:t>
+      </w:r>
+    </w:p>
+    <w:p>
+      <w:pPr>
+        <w:spacing w:after="40"/>
+        <w:ind w:left="300"/>
+      </w:pPr>
+      <w:r>
+        <w:rPr>
+          <w:sz w:val="20"/>
+          <w:szCs w:val="20"/>
+        </w:rPr>
+        <w:t xml:space="preserve">•  Which questions have only one exact answer?</w:t>
+      </w:r>
+    </w:p>
+    <w:p>
+      <w:pPr>
+        <w:spacing w:after="40"/>
+        <w:ind w:left="300"/>
+      </w:pPr>
+      <w:r>
+        <w:rPr>
+          <w:sz w:val="20"/>
+          <w:szCs w:val="20"/>
+        </w:rPr>
+        <w:t xml:space="preserve">•  What makes a question good for collecting data?</w:t>
+      </w:r>
+    </w:p>
+    <w:p>
+      <w:pPr>
+        <w:spacing w:after="40"/>
+        <w:ind w:left="300"/>
+      </w:pPr>
+      <w:r>
+        <w:rPr>
+          <w:sz w:val="20"/>
+          <w:szCs w:val="20"/>
+        </w:rPr>
+        <w:t xml:space="preserve">•  Why would a coach care about questions with variability?</w:t>
+      </w:r>
+    </w:p>
+    <w:p>
+      <w:pPr>
+        <w:spacing w:after="40"/>
+        <w:ind w:left="300"/>
+      </w:pPr>
+      <w:r>
+        <w:rPr>
+          <w:sz w:val="20"/>
+          <w:szCs w:val="20"/>
+        </w:rPr>
+        <w:t xml:space="preserve">•  Could a question be reworded to become statistical?</w:t>
+      </w:r>
+    </w:p>
+    <w:p>
+      <w:pPr>
+        <w:pStyle w:val="Heading2"/>
+        <w:spacing w:after="80" w:before="180"/>
+      </w:pPr>
+      <w:r>
+        <w:rPr>
+          <w:b/>
+          <w:bCs/>
+          <w:color w:val="12355B"/>
+          <w:sz w:val="24"/>
+          <w:szCs w:val="24"/>
+        </w:rPr>
+        <w:t xml:space="preserve">Solved Example</w:t>
+      </w:r>
+      <w:r>
+        <w:rPr>
+          <w:i/>
+          <w:iCs/>
+          <w:color w:val="1FA6A2"/>
+          <w:sz w:val="19"/>
+          <w:szCs w:val="19"/>
+        </w:rPr>
+        <w:t xml:space="preserve">   I Do — watch each step</w:t>
+      </w:r>
+    </w:p>
+    <w:p>
+      <w:pPr>
+        <w:keepNext/>
+        <w:spacing w:after="40"/>
+      </w:pPr>
+      <w:r>
+        <w:rPr>
+          <w:b/>
+          <w:bCs/>
+          <w:color w:val="12355B"/>
+          <w:sz w:val="21"/>
+          <w:szCs w:val="21"/>
+        </w:rPr>
+        <w:t xml:space="preserve">Problem:  </w:t>
+      </w:r>
+      <w:r>
+        <w:rPr>
+          <w:sz w:val="21"/>
+          <w:szCs w:val="21"/>
+        </w:rPr>
+        <w:t xml:space="preserve">Which of the following is a statistical question?</w:t>
+      </w:r>
+    </w:p>
+    <w:p>
+      <w:pPr>
+        <w:spacing w:after="30"/>
+        <w:ind w:left="420"/>
+      </w:pPr>
+      <w:r>
+        <w:rPr>
+          <w:sz w:val="20"/>
+          <w:szCs w:val="20"/>
+        </w:rPr>
+        <w:t xml:space="preserve">A)  How many points did each player score this season?</w:t>
+      </w:r>
+    </w:p>
+    <w:p>
+      <w:pPr>
+        <w:spacing w:after="30"/>
+        <w:ind w:left="420"/>
+      </w:pPr>
+      <w:r>
+        <w:rPr>
+          <w:sz w:val="20"/>
+          <w:szCs w:val="20"/>
+        </w:rPr>
+        <w:t xml:space="preserve">B)  How many points are scored for a free throw?</w:t>
+      </w:r>
+    </w:p>
+    <w:p>
+      <w:pPr>
+        <w:spacing w:after="30"/>
+        <w:ind w:left="420"/>
+      </w:pPr>
+      <w:r>
+        <w:rPr>
+          <w:sz w:val="20"/>
+          <w:szCs w:val="20"/>
+        </w:rPr>
+        <w:t xml:space="preserve">C)  What sport does this team play?</w:t>
+      </w:r>
+    </w:p>
+    <w:p>
+      <w:pPr>
+        <w:spacing w:after="30"/>
+        <w:ind w:left="420"/>
+      </w:pPr>
+      <w:r>
+        <w:rPr>
+          <w:sz w:val="20"/>
+          <w:szCs w:val="20"/>
+        </w:rPr>
+        <w:t xml:space="preserve">D)  How many halves are in a soccer game?</w:t>
+      </w:r>
+    </w:p>
+    <w:p>
+      <w:pPr>
+        <w:spacing w:after="20" w:before="50"/>
+      </w:pPr>
+      <w:r>
+        <w:rPr>
+          <w:b/>
+          <w:bCs/>
+          <w:color w:val="1FA6A2"/>
+          <w:sz w:val="21"/>
+          <w:szCs w:val="21"/>
+        </w:rPr>
+        <w:t xml:space="preserve">Step 1:  </w:t>
+      </w:r>
+      <w:r>
+        <w:rPr>
+          <w:sz w:val="21"/>
+          <w:szCs w:val="21"/>
+        </w:rPr>
+        <w:t xml:space="preserve">"How many points did each player score?" is statistical because different players will have different scores — there is variability in the data.</w:t>
+      </w:r>
+    </w:p>
+    <w:p>
+      <w:pPr>
+        <w:spacing w:after="40" w:before="60"/>
+      </w:pPr>
+      <w:r>
+        <w:rPr>
+          <w:b/>
+          <w:bCs/>
+          <w:color w:val="12355B"/>
+          <w:sz w:val="21"/>
+          <w:szCs w:val="21"/>
+        </w:rPr>
+        <w:t xml:space="preserve">Answer:  </w:t>
+      </w:r>
+      <w:r>
+        <w:rPr>
+          <w:b/>
+          <w:bCs/>
+          <w:sz w:val="21"/>
+          <w:szCs w:val="21"/>
+        </w:rPr>
+        <w:t xml:space="preserve">A. How many points did each player score this season?</w:t>
+      </w:r>
+    </w:p>
+    <w:p>
+      <w:pPr>
+        <w:pStyle w:val="Heading1"/>
+        <w:pageBreakBefore/>
+        <w:pBdr>
+          <w:bottom w:val="single" w:color="1FA6A2" w:sz="14" w:space="6"/>
+        </w:pBdr>
+        <w:spacing w:after="140" w:before="0"/>
+      </w:pPr>
+      <w:r>
+        <w:rPr>
+          <w:b/>
+          <w:bCs/>
+          <w:color w:val="12355B"/>
+          <w:sz w:val="30"/>
+          <w:szCs w:val="30"/>
+        </w:rPr>
+        <w:t xml:space="preserve">Guided Practice</w:t>
+      </w:r>
+    </w:p>
+    <w:p>
+      <w:pPr>
+        <w:pStyle w:val="Heading2"/>
+        <w:spacing w:after="80" w:before="180"/>
+      </w:pPr>
+      <w:r>
+        <w:rPr>
+          <w:b/>
+          <w:bCs/>
+          <w:color w:val="12355B"/>
+          <w:sz w:val="24"/>
+          <w:szCs w:val="24"/>
+        </w:rPr>
+        <w:t xml:space="preserve">Solve Together</w:t>
+      </w:r>
+      <w:r>
+        <w:rPr>
+          <w:i/>
+          <w:iCs/>
+          <w:color w:val="6B4FA0"/>
+          <w:sz w:val="19"/>
+          <w:szCs w:val="19"/>
+        </w:rPr>
+        <w:t xml:space="preserve">   We Do — work with your class</w:t>
+      </w:r>
+    </w:p>
+    <w:p>
+      <w:pPr>
+        <w:keepNext/>
+        <w:spacing w:after="40" w:before="40"/>
+      </w:pPr>
+      <w:r>
+        <w:rPr>
+          <w:b/>
+          <w:bCs/>
+          <w:color w:val="12355B"/>
+          <w:sz w:val="21"/>
+          <w:szCs w:val="21"/>
+        </w:rPr>
+        <w:t xml:space="preserve">Problem:  </w:t>
+      </w:r>
+      <w:r>
+        <w:rPr>
+          <w:sz w:val="21"/>
+          <w:szCs w:val="21"/>
+        </w:rPr>
+        <w:t xml:space="preserve">Which question is NOT a statistical question?</w:t>
+      </w:r>
+    </w:p>
+    <w:p>
+      <w:pPr>
+        <w:spacing w:after="30"/>
+        <w:ind w:left="420"/>
+      </w:pPr>
+      <w:r>
+        <w:rPr>
+          <w:sz w:val="20"/>
+          <w:szCs w:val="20"/>
+        </w:rPr>
+        <w:t xml:space="preserve">A)  How many innings are in a baseball game?</w:t>
+      </w:r>
+    </w:p>
+    <w:p>
+      <w:pPr>
+        <w:spacing w:after="30"/>
+        <w:ind w:left="420"/>
+      </w:pPr>
+      <w:r>
+        <w:rPr>
+          <w:sz w:val="20"/>
+          <w:szCs w:val="20"/>
+        </w:rPr>
+        <w:t xml:space="preserve">B)  How many home runs did each player hit this year?</w:t>
+      </w:r>
+    </w:p>
+    <w:p>
+      <w:pPr>
+        <w:spacing w:after="30"/>
+        <w:ind w:left="420"/>
+      </w:pPr>
+      <w:r>
+        <w:rPr>
+          <w:sz w:val="20"/>
+          <w:szCs w:val="20"/>
+        </w:rPr>
+        <w:t xml:space="preserve">C)  How many miles does each runner train per week?</w:t>
+      </w:r>
+    </w:p>
+    <w:p>
+      <w:pPr>
+        <w:spacing w:after="30"/>
+        <w:ind w:left="420"/>
+      </w:pPr>
+      <w:r>
+        <w:rPr>
+          <w:sz w:val="20"/>
+          <w:szCs w:val="20"/>
+        </w:rPr>
+        <w:t xml:space="preserve">D)  How tall is each player on the basketball team?</w:t>
+      </w:r>
+    </w:p>
+    <w:p>
+      <w:pPr>
+        <w:keepNext/>
+        <w:spacing w:after="0" w:before="50"/>
+      </w:pPr>
+      <w:r>
+        <w:rPr>
+          <w:b/>
+          <w:bCs/>
+          <w:color w:val="6B4FA0"/>
+          <w:sz w:val="21"/>
+          <w:szCs w:val="21"/>
+        </w:rPr>
+        <w:t xml:space="preserve">Step 1:</w:t>
+      </w:r>
+    </w:p>
+    <w:p>
+      <w:pPr>
+        <w:pBdr>
+          <w:bottom w:val="single" w:color="AFBECC" w:sz="6"/>
+        </w:pBdr>
+        <w:spacing w:after="30" w:before="150"/>
+      </w:pPr>
+      <w:r>
+        <w:t xml:space="preserve"/>
+      </w:r>
+    </w:p>
+    <w:p>
+      <w:pPr>
+        <w:keepNext/>
+        <w:spacing w:after="0" w:before="50"/>
+      </w:pPr>
+      <w:r>
+        <w:rPr>
+          <w:b/>
+          <w:bCs/>
+          <w:color w:val="6B4FA0"/>
+          <w:sz w:val="21"/>
+          <w:szCs w:val="21"/>
+        </w:rPr>
+        <w:t xml:space="preserve">Step 2:</w:t>
+      </w:r>
+    </w:p>
+    <w:p>
+      <w:pPr>
+        <w:pBdr>
+          <w:bottom w:val="single" w:color="AFBECC" w:sz="6"/>
+        </w:pBdr>
+        <w:spacing w:after="30" w:before="150"/>
+      </w:pPr>
+      <w:r>
+        <w:t xml:space="preserve"/>
+      </w:r>
+    </w:p>
+    <w:p>
+      <w:pPr>
+        <w:keepNext/>
+        <w:spacing w:after="0" w:before="60"/>
+      </w:pPr>
+      <w:r>
+        <w:rPr>
+          <w:b/>
+          <w:bCs/>
+          <w:color w:val="12355B"/>
+          <w:sz w:val="21"/>
+          <w:szCs w:val="21"/>
+        </w:rPr>
+        <w:t xml:space="preserve">Answer:</w:t>
+      </w:r>
+    </w:p>
+    <w:p>
+      <w:pPr>
+        <w:pBdr>
+          <w:bottom w:val="single" w:color="AFBECC" w:sz="6"/>
+        </w:pBdr>
+        <w:spacing w:after="30" w:before="150"/>
+      </w:pPr>
+      <w:r>
+        <w:t xml:space="preserve"/>
+      </w:r>
+    </w:p>
+    <w:p>
+      <w:pPr>
+        <w:spacing w:after="80"/>
+      </w:pPr>
+      <w:r>
+        <w:t xml:space="preserve"/>
+      </w:r>
+    </w:p>
+    <w:tbl>
+      <w:tblPr>
+        <w:tblW w:type="pct" w:w="100%"/>
+        <w:tblBorders>
+          <w:top w:val="single" w:color="BBD0DE" w:sz="8"/>
+          <w:left w:val="single" w:color="BBD0DE" w:sz="8"/>
+          <w:bottom w:val="single" w:color="BBD0DE" w:sz="8"/>
+          <w:right w:val="single" w:color="BBD0DE" w:sz="8"/>
+          <w:insideH w:val="single" w:color="auto" w:sz="4"/>
+          <w:insideV w:val="single" w:color="auto" w:sz="4"/>
+        </w:tblBorders>
+      </w:tblPr>
+      <w:tblGrid>
+        <w:gridCol w:w="100"/>
+      </w:tblGrid>
+      <w:tr>
+        <w:tc>
+          <w:tcPr>
+            <w:shd w:fill="EEF4F8" w:color="auto" w:val="clear"/>
+            <w:tcMar>
+              <w:top w:type="dxa" w:w="120"/>
+              <w:left w:type="dxa" w:w="180"/>
+              <w:bottom w:type="dxa" w:w="120"/>
+              <w:right w:type="dxa" w:w="180"/>
+            </w:tcMar>
+          </w:tcPr>
+          <w:p>
+            <w:pPr>
               <w:spacing w:after="60"/>
             </w:pPr>
             <w:r>
@@ -3794,6 +5090,97 @@
           <w:szCs w:val="19"/>
         </w:rPr>
         <w:t xml:space="preserve">  — "How many hours does each student exercise per week?" is statistical because different students exercise different amounts — the data has variability.</w:t>
+      </w:r>
+    </w:p>
+    <w:p>
+      <w:pPr>
+        <w:pStyle w:val="Heading2"/>
+        <w:spacing w:after="80" w:before="180"/>
+      </w:pPr>
+      <w:r>
+        <w:rPr>
+          <w:b/>
+          <w:bCs/>
+          <w:color w:val="12355B"/>
+          <w:sz w:val="24"/>
+          <w:szCs w:val="24"/>
+        </w:rPr>
+        <w:t xml:space="preserve">Math Writing Criteria</w:t>
+      </w:r>
+    </w:p>
+    <w:p>
+      <w:pPr>
+        <w:spacing w:after="100"/>
+      </w:pPr>
+      <w:r>
+        <w:rPr>
+          <w:i/>
+          <w:iCs/>
+          <w:color w:val="5F6F80"/>
+          <w:sz w:val="19"/>
+          <w:szCs w:val="19"/>
+        </w:rPr>
+        <w:t xml:space="preserve">The support level changes the amount of language scaffolding, not the mathematical expectation.</w:t>
+      </w:r>
+    </w:p>
+    <w:p>
+      <w:pPr>
+        <w:spacing w:after="80"/>
+      </w:pPr>
+      <w:r>
+        <w:rPr>
+          <w:sz w:val="20"/>
+          <w:szCs w:val="20"/>
+        </w:rPr>
+        <w:t xml:space="preserve">☐  I answered the question.</w:t>
+      </w:r>
+    </w:p>
+    <w:p>
+      <w:pPr>
+        <w:spacing w:after="80"/>
+      </w:pPr>
+      <w:r>
+        <w:rPr>
+          <w:sz w:val="20"/>
+          <w:szCs w:val="20"/>
+        </w:rPr>
+        <w:t xml:space="preserve">☐  I used math evidence: numbers, an equation, a model, or a comparison.</w:t>
+      </w:r>
+    </w:p>
+    <w:p>
+      <w:pPr>
+        <w:spacing w:after="80"/>
+      </w:pPr>
+      <w:r>
+        <w:rPr>
+          <w:sz w:val="20"/>
+          <w:szCs w:val="20"/>
+        </w:rPr>
+        <w:t xml:space="preserve">☐  I explained how the evidence proves my answer.</w:t>
+      </w:r>
+    </w:p>
+    <w:p>
+      <w:pPr>
+        <w:spacing w:after="80"/>
+      </w:pPr>
+      <w:r>
+        <w:rPr>
+          <w:sz w:val="20"/>
+          <w:szCs w:val="20"/>
+        </w:rPr>
+        <w:t xml:space="preserve">☐  I used at least two math words.</w:t>
+      </w:r>
+    </w:p>
+    <w:p>
+      <w:pPr>
+        <w:spacing w:after="80"/>
+      </w:pPr>
+      <w:r>
+        <w:rPr>
+          <w:sz w:val="20"/>
+          <w:szCs w:val="20"/>
+        </w:rPr>
+        <w:t xml:space="preserve">☐  I reread complete sentences and punctuation.</w:t>
       </w:r>
     </w:p>
     <w:sectPr>

--- a/lessons/8-1/downloads/8-1-notes-teacher.docx
+++ b/lessons/8-1/downloads/8-1-notes-teacher.docx
@@ -180,7 +180,7 @@
                 <w:sz w:val="20"/>
                 <w:szCs w:val="20"/>
               </w:rPr>
-              <w:t xml:space="preserve">I can write an equation to represent a real-world situation.</w:t>
+              <w:t xml:space="preserve">I can write an equation for a real situation and check whether a given value is a solution by substituting it.</w:t>
             </w:r>
           </w:p>
           <w:p>
@@ -202,7 +202,7 @@
                 <w:sz w:val="20"/>
                 <w:szCs w:val="20"/>
               </w:rPr>
-              <w:t xml:space="preserve">I can explain my equation using the words equation, variable, equal sign, and expression.</w:t>
+              <w:t xml:space="preserve">I can explain a solution using the words substitute, solution, true, and equal sign.</w:t>
             </w:r>
           </w:p>
         </w:tc>
@@ -1328,6 +1328,314 @@
         </w:tc>
       </w:tr>
     </w:tbl>
+    <w:tbl>
+      <w:tblPr>
+        <w:tblW w:type="pct" w:w="100%"/>
+        <w:tblBorders>
+          <w:top w:val="none" w:color="FFFFFF" w:sz="0"/>
+          <w:left w:val="none" w:color="FFFFFF" w:sz="0"/>
+          <w:bottom w:val="single" w:color="C7D2DD" w:sz="4"/>
+          <w:right w:val="none" w:color="FFFFFF" w:sz="0"/>
+          <w:insideH w:val="none" w:color="FFFFFF" w:sz="0"/>
+          <w:insideV w:val="none" w:color="FFFFFF" w:sz="0"/>
+        </w:tblBorders>
+      </w:tblPr>
+      <w:tblGrid>
+        <w:gridCol w:w="1800"/>
+        <w:gridCol w:w="7560"/>
+      </w:tblGrid>
+      <w:tr>
+        <w:trPr>
+          <w:cantSplit/>
+        </w:trPr>
+        <w:tc>
+          <w:tcPr>
+            <w:tcW w:type="dxa" w:w="1800"/>
+            <w:tcMar>
+              <w:top w:type="dxa" w:w="100"/>
+              <w:left w:type="dxa" w:w="40"/>
+              <w:bottom w:type="dxa" w:w="100"/>
+              <w:right w:type="dxa" w:w="120"/>
+            </w:tcMar>
+            <w:vAlign w:val="center"/>
+          </w:tcPr>
+          <w:p>
+            <w:pPr>
+              <w:spacing w:after="0"/>
+              <w:jc w:val="center"/>
+            </w:pPr>
+            <w:r>
+              <w:drawing>
+                <wp:inline distT="0" distB="0" distL="0" distR="0">
+                  <wp:extent cx="1047750" cy="790575"/>
+                  <wp:effectExtent t="0" r="0" b="0" l="0"/>
+                  <wp:docPr id="1" name="" descr="" title=""/>
+                  <wp:cNvGraphicFramePr>
+                    <a:graphicFrameLocks xmlns:a="http://schemas.openxmlformats.org/drawingml/2006/main" noChangeAspect="1"/>
+                  </wp:cNvGraphicFramePr>
+                  <a:graphic xmlns:a="http://schemas.openxmlformats.org/drawingml/2006/main">
+                    <a:graphicData uri="http://schemas.openxmlformats.org/drawingml/2006/picture">
+                      <pic:pic xmlns:pic="http://schemas.openxmlformats.org/drawingml/2006/picture">
+                        <pic:nvPicPr>
+                          <pic:cNvPr id="0" name="" descr=""/>
+                          <pic:cNvPicPr>
+                            <a:picLocks noChangeAspect="1" noChangeArrowheads="1"/>
+                          </pic:cNvPicPr>
+                        </pic:nvPicPr>
+                        <pic:blipFill>
+                          <a:blip r:embed="rId10" cstate="none"/>
+                          <a:srcRect/>
+                          <a:stretch>
+                            <a:fillRect/>
+                          </a:stretch>
+                        </pic:blipFill>
+                        <pic:spPr bwMode="auto">
+                          <a:xfrm>
+                            <a:off x="0" y="0"/>
+                            <a:ext cx="1047750" cy="790575"/>
+                          </a:xfrm>
+                          <a:prstGeom prst="rect">
+                            <a:avLst/>
+                          </a:prstGeom>
+                        </pic:spPr>
+                      </pic:pic>
+                    </a:graphicData>
+                  </a:graphic>
+                </wp:inline>
+              </w:drawing>
+            </w:r>
+          </w:p>
+        </w:tc>
+        <w:tc>
+          <w:tcPr>
+            <w:tcW w:type="dxa" w:w="7560"/>
+            <w:tcMar>
+              <w:top w:type="dxa" w:w="100"/>
+              <w:left w:type="dxa" w:w="40"/>
+              <w:bottom w:type="dxa" w:w="100"/>
+              <w:right w:type="dxa" w:w="40"/>
+            </w:tcMar>
+            <w:vAlign w:val="center"/>
+          </w:tcPr>
+          <w:p>
+            <w:pPr>
+              <w:spacing w:after="50"/>
+            </w:pPr>
+            <w:r>
+              <w:rPr>
+                <w:b/>
+                <w:bCs/>
+                <w:color w:val="12355B"/>
+                <w:sz w:val="24"/>
+                <w:szCs w:val="24"/>
+              </w:rPr>
+              <w:t xml:space="preserve">Solution</w:t>
+            </w:r>
+            <w:r>
+              <w:rPr>
+                <w:i/>
+                <w:iCs/>
+                <w:color w:val="5F6F80"/>
+                <w:sz w:val="19"/>
+                <w:szCs w:val="19"/>
+              </w:rPr>
+              <w:t xml:space="preserve">   Solución</w:t>
+            </w:r>
+          </w:p>
+          <w:p>
+            <w:pPr>
+              <w:spacing w:after="40"/>
+            </w:pPr>
+            <w:r>
+              <w:rPr>
+                <w:sz w:val="21"/>
+                <w:szCs w:val="21"/>
+              </w:rPr>
+              <w:t xml:space="preserve">A value that makes an equation true when it is substituted for the variable.</w:t>
+            </w:r>
+          </w:p>
+          <w:p>
+            <w:pPr>
+              <w:spacing w:after="0"/>
+            </w:pPr>
+            <w:r>
+              <w:rPr>
+                <w:b/>
+                <w:bCs/>
+                <w:color w:val="1FA6A2"/>
+                <w:sz w:val="18"/>
+                <w:szCs w:val="18"/>
+              </w:rPr>
+              <w:t xml:space="preserve">Example:  </w:t>
+            </w:r>
+            <w:r>
+              <w:rPr>
+                <w:i/>
+                <w:iCs/>
+                <w:color w:val="5F6F80"/>
+                <w:sz w:val="18"/>
+                <w:szCs w:val="18"/>
+              </w:rPr>
+              <w:t xml:space="preserve">n = 4 is the solution of n + 5 = 9</w:t>
+            </w:r>
+          </w:p>
+        </w:tc>
+      </w:tr>
+    </w:tbl>
+    <w:tbl>
+      <w:tblPr>
+        <w:tblW w:type="pct" w:w="100%"/>
+        <w:tblBorders>
+          <w:top w:val="none" w:color="FFFFFF" w:sz="0"/>
+          <w:left w:val="none" w:color="FFFFFF" w:sz="0"/>
+          <w:bottom w:val="single" w:color="C7D2DD" w:sz="4"/>
+          <w:right w:val="none" w:color="FFFFFF" w:sz="0"/>
+          <w:insideH w:val="none" w:color="FFFFFF" w:sz="0"/>
+          <w:insideV w:val="none" w:color="FFFFFF" w:sz="0"/>
+        </w:tblBorders>
+      </w:tblPr>
+      <w:tblGrid>
+        <w:gridCol w:w="1800"/>
+        <w:gridCol w:w="7560"/>
+      </w:tblGrid>
+      <w:tr>
+        <w:trPr>
+          <w:cantSplit/>
+        </w:trPr>
+        <w:tc>
+          <w:tcPr>
+            <w:tcW w:type="dxa" w:w="1800"/>
+            <w:tcMar>
+              <w:top w:type="dxa" w:w="100"/>
+              <w:left w:type="dxa" w:w="40"/>
+              <w:bottom w:type="dxa" w:w="100"/>
+              <w:right w:type="dxa" w:w="120"/>
+            </w:tcMar>
+            <w:vAlign w:val="center"/>
+          </w:tcPr>
+          <w:p>
+            <w:pPr>
+              <w:spacing w:after="0"/>
+              <w:jc w:val="center"/>
+            </w:pPr>
+            <w:r>
+              <w:drawing>
+                <wp:inline distT="0" distB="0" distL="0" distR="0">
+                  <wp:extent cx="1047750" cy="790575"/>
+                  <wp:effectExtent t="0" r="0" b="0" l="0"/>
+                  <wp:docPr id="1" name="" descr="" title=""/>
+                  <wp:cNvGraphicFramePr>
+                    <a:graphicFrameLocks xmlns:a="http://schemas.openxmlformats.org/drawingml/2006/main" noChangeAspect="1"/>
+                  </wp:cNvGraphicFramePr>
+                  <a:graphic xmlns:a="http://schemas.openxmlformats.org/drawingml/2006/main">
+                    <a:graphicData uri="http://schemas.openxmlformats.org/drawingml/2006/picture">
+                      <pic:pic xmlns:pic="http://schemas.openxmlformats.org/drawingml/2006/picture">
+                        <pic:nvPicPr>
+                          <pic:cNvPr id="0" name="" descr=""/>
+                          <pic:cNvPicPr>
+                            <a:picLocks noChangeAspect="1" noChangeArrowheads="1"/>
+                          </pic:cNvPicPr>
+                        </pic:nvPicPr>
+                        <pic:blipFill>
+                          <a:blip r:embed="rId14" cstate="none"/>
+                          <a:srcRect/>
+                          <a:stretch>
+                            <a:fillRect/>
+                          </a:stretch>
+                        </pic:blipFill>
+                        <pic:spPr bwMode="auto">
+                          <a:xfrm>
+                            <a:off x="0" y="0"/>
+                            <a:ext cx="1047750" cy="790575"/>
+                          </a:xfrm>
+                          <a:prstGeom prst="rect">
+                            <a:avLst/>
+                          </a:prstGeom>
+                        </pic:spPr>
+                      </pic:pic>
+                    </a:graphicData>
+                  </a:graphic>
+                </wp:inline>
+              </w:drawing>
+            </w:r>
+          </w:p>
+        </w:tc>
+        <w:tc>
+          <w:tcPr>
+            <w:tcW w:type="dxa" w:w="7560"/>
+            <w:tcMar>
+              <w:top w:type="dxa" w:w="100"/>
+              <w:left w:type="dxa" w:w="40"/>
+              <w:bottom w:type="dxa" w:w="100"/>
+              <w:right w:type="dxa" w:w="40"/>
+            </w:tcMar>
+            <w:vAlign w:val="center"/>
+          </w:tcPr>
+          <w:p>
+            <w:pPr>
+              <w:spacing w:after="50"/>
+            </w:pPr>
+            <w:r>
+              <w:rPr>
+                <w:b/>
+                <w:bCs/>
+                <w:color w:val="12355B"/>
+                <w:sz w:val="24"/>
+                <w:szCs w:val="24"/>
+              </w:rPr>
+              <w:t xml:space="preserve">Substitute</w:t>
+            </w:r>
+            <w:r>
+              <w:rPr>
+                <w:i/>
+                <w:iCs/>
+                <w:color w:val="5F6F80"/>
+                <w:sz w:val="19"/>
+                <w:szCs w:val="19"/>
+              </w:rPr>
+              <w:t xml:space="preserve">   Sustituir</w:t>
+            </w:r>
+          </w:p>
+          <w:p>
+            <w:pPr>
+              <w:spacing w:after="40"/>
+            </w:pPr>
+            <w:r>
+              <w:rPr>
+                <w:sz w:val="21"/>
+                <w:szCs w:val="21"/>
+              </w:rPr>
+              <w:t xml:space="preserve">To replace a variable with a number so the equation can be checked.</w:t>
+            </w:r>
+          </w:p>
+          <w:p>
+            <w:pPr>
+              <w:spacing w:after="0"/>
+            </w:pPr>
+            <w:r>
+              <w:rPr>
+                <w:b/>
+                <w:bCs/>
+                <w:color w:val="1FA6A2"/>
+                <w:sz w:val="18"/>
+                <w:szCs w:val="18"/>
+              </w:rPr>
+              <w:t xml:space="preserve">Example:  </w:t>
+            </w:r>
+            <w:r>
+              <w:rPr>
+                <w:i/>
+                <w:iCs/>
+                <w:color w:val="5F6F80"/>
+                <w:sz w:val="18"/>
+                <w:szCs w:val="18"/>
+              </w:rPr>
+              <w:t xml:space="preserve">n + 5 = 9 with n = 4 → 4 + 5 = 9 ✓</w:t>
+            </w:r>
+          </w:p>
+        </w:tc>
+      </w:tr>
+    </w:tbl>
     <w:p>
       <w:pPr>
         <w:pStyle w:val="Heading1"/>
@@ -1414,7 +1722,7 @@
                 <w:sz w:val="21"/>
                 <w:szCs w:val="21"/>
               </w:rPr>
-              <w:t xml:space="preserve">Write Equations      •      Equation      •      Variable      •      Equal sign      •      Expression      •      Constant      •      Unknown</w:t>
+              <w:t xml:space="preserve">Write Equations      •      Equation      •      Variable      •      Equal sign      •      Expression      •      Constant      •      Unknown      •      Solution      •      Substitute</w:t>
             </w:r>
           </w:p>
         </w:tc>
@@ -1447,7 +1755,7 @@
           <w:sz w:val="22"/>
           <w:szCs w:val="22"/>
         </w:rPr>
-        <w:t xml:space="preserve">__________  —  Represent a relationship with expressions joined by an equal sign.</w:t>
+        <w:t xml:space="preserve">Two expressions joined by an ___ ___ make an equation.</w:t>
       </w:r>
     </w:p>
     <w:p>
@@ -1580,6 +1888,50 @@
           <w:szCs w:val="22"/>
         </w:rPr>
         <w:t xml:space="preserve">The value you are trying to find in an equation is the ___.</w:t>
+      </w:r>
+    </w:p>
+    <w:p>
+      <w:pPr>
+        <w:spacing w:after="120" w:before="80"/>
+      </w:pPr>
+      <w:r>
+        <w:rPr>
+          <w:b/>
+          <w:bCs/>
+          <w:color w:val="12355B"/>
+          <w:sz w:val="22"/>
+          <w:szCs w:val="22"/>
+        </w:rPr>
+        <w:t xml:space="preserve">8.  </w:t>
+      </w:r>
+      <w:r>
+        <w:rPr>
+          <w:sz w:val="22"/>
+          <w:szCs w:val="22"/>
+        </w:rPr>
+        <w:t xml:space="preserve">A value that makes the equation true when ___ for the variable is its solution.</w:t>
+      </w:r>
+    </w:p>
+    <w:p>
+      <w:pPr>
+        <w:spacing w:after="120" w:before="80"/>
+      </w:pPr>
+      <w:r>
+        <w:rPr>
+          <w:b/>
+          <w:bCs/>
+          <w:color w:val="12355B"/>
+          <w:sz w:val="22"/>
+          <w:szCs w:val="22"/>
+        </w:rPr>
+        <w:t xml:space="preserve">9.  </w:t>
+      </w:r>
+      <w:r>
+        <w:rPr>
+          <w:sz w:val="22"/>
+          <w:szCs w:val="22"/>
+        </w:rPr>
+        <w:t xml:space="preserve">Replace the variable with a number to ___ whether it is a solution.</w:t>
       </w:r>
     </w:p>
     <w:p>
@@ -4168,7 +4520,7 @@
           <w:sz w:val="21"/>
           <w:szCs w:val="21"/>
         </w:rPr>
-        <w:t xml:space="preserve">Which equation represents: 'A number divided by 4 equals 8'?</w:t>
+        <w:t xml:space="preserve">Is n = 3 a solution of n + 5 = 9?</w:t>
       </w:r>
     </w:p>
     <w:p>
@@ -4181,7 +4533,7 @@
           <w:sz w:val="20"/>
           <w:szCs w:val="20"/>
         </w:rPr>
-        <w:t xml:space="preserve">A)  n / 4 = 8</w:t>
+        <w:t xml:space="preserve">A)  No, because 3 + 5 = 8, which does not equal 9</w:t>
       </w:r>
     </w:p>
     <w:p>
@@ -4194,7 +4546,7 @@
           <w:sz w:val="20"/>
           <w:szCs w:val="20"/>
         </w:rPr>
-        <w:t xml:space="preserve">B)  4n = 8</w:t>
+        <w:t xml:space="preserve">B)  Yes, because 3 is smaller than 9</w:t>
       </w:r>
     </w:p>
     <w:p>
@@ -4207,7 +4559,7 @@
           <w:sz w:val="20"/>
           <w:szCs w:val="20"/>
         </w:rPr>
-        <w:t xml:space="preserve">C)  n − 4 = 8</w:t>
+        <w:t xml:space="preserve">C)  Yes, because 3 + 5 is close to 9</w:t>
       </w:r>
     </w:p>
     <w:p>
@@ -4220,7 +4572,7 @@
           <w:sz w:val="20"/>
           <w:szCs w:val="20"/>
         </w:rPr>
-        <w:t xml:space="preserve">D)  n + 4 = 8</w:t>
+        <w:t xml:space="preserve">D)  You cannot tell without solving first</w:t>
       </w:r>
     </w:p>
     <w:p>
@@ -4278,32 +4630,6 @@
     </w:tbl>
     <w:p>
       <w:pPr>
-        <w:pStyle w:val="Heading2"/>
-        <w:spacing w:after="80" w:before="180"/>
-      </w:pPr>
-      <w:r>
-        <w:rPr>
-          <w:b/>
-          <w:bCs/>
-          <w:color w:val="12355B"/>
-          <w:sz w:val="24"/>
-          <w:szCs w:val="24"/>
-        </w:rPr>
-        <w:t xml:space="preserve">On Level</w:t>
-      </w:r>
-      <w:r>
-        <w:rPr>
-          <w:i/>
-          <w:iCs/>
-          <w:color w:val="12355B"/>
-          <w:sz w:val="19"/>
-          <w:szCs w:val="19"/>
-        </w:rPr>
-        <w:t xml:space="preserve">   grade-level practice</w:t>
-      </w:r>
-    </w:p>
-    <w:p>
-      <w:pPr>
         <w:keepNext/>
         <w:spacing w:after="60" w:before="160"/>
       </w:pPr>
@@ -4324,7 +4650,7 @@
           <w:sz w:val="21"/>
           <w:szCs w:val="21"/>
         </w:rPr>
-        <w:t xml:space="preserve">A detective found some fingerprints on Monday and 14 more on Tuesday, for a total of 30. Which equation represents this?</w:t>
+        <w:t xml:space="preserve">Which equation represents: 'A number divided by 4 equals 8'?</w:t>
       </w:r>
     </w:p>
     <w:p>
@@ -4337,7 +4663,7 @@
           <w:sz w:val="20"/>
           <w:szCs w:val="20"/>
         </w:rPr>
-        <w:t xml:space="preserve">A)  f + 14 = 30</w:t>
+        <w:t xml:space="preserve">A)  n / 4 = 8</w:t>
       </w:r>
     </w:p>
     <w:p>
@@ -4350,7 +4676,7 @@
           <w:sz w:val="20"/>
           <w:szCs w:val="20"/>
         </w:rPr>
-        <w:t xml:space="preserve">B)  f − 14 = 30</w:t>
+        <w:t xml:space="preserve">B)  4n = 8</w:t>
       </w:r>
     </w:p>
     <w:p>
@@ -4363,7 +4689,7 @@
           <w:sz w:val="20"/>
           <w:szCs w:val="20"/>
         </w:rPr>
-        <w:t xml:space="preserve">C)  14f = 30</w:t>
+        <w:t xml:space="preserve">C)  n − 4 = 8</w:t>
       </w:r>
     </w:p>
     <w:p>
@@ -4376,7 +4702,7 @@
           <w:sz w:val="20"/>
           <w:szCs w:val="20"/>
         </w:rPr>
-        <w:t xml:space="preserve">D)  f / 14 = 30</w:t>
+        <w:t xml:space="preserve">D)  n + 4 = 8</w:t>
       </w:r>
     </w:p>
     <w:p>
@@ -4434,6 +4760,162 @@
     </w:tbl>
     <w:p>
       <w:pPr>
+        <w:pStyle w:val="Heading2"/>
+        <w:spacing w:after="80" w:before="180"/>
+      </w:pPr>
+      <w:r>
+        <w:rPr>
+          <w:b/>
+          <w:bCs/>
+          <w:color w:val="12355B"/>
+          <w:sz w:val="24"/>
+          <w:szCs w:val="24"/>
+        </w:rPr>
+        <w:t xml:space="preserve">On Level</w:t>
+      </w:r>
+      <w:r>
+        <w:rPr>
+          <w:i/>
+          <w:iCs/>
+          <w:color w:val="12355B"/>
+          <w:sz w:val="19"/>
+          <w:szCs w:val="19"/>
+        </w:rPr>
+        <w:t xml:space="preserve">   grade-level practice</w:t>
+      </w:r>
+    </w:p>
+    <w:p>
+      <w:pPr>
+        <w:keepNext/>
+        <w:spacing w:after="60" w:before="160"/>
+      </w:pPr>
+      <w:r>
+        <w:rPr>
+          <w:b/>
+          <w:bCs/>
+          <w:color w:val="12355B"/>
+          <w:sz w:val="22"/>
+          <w:szCs w:val="22"/>
+        </w:rPr>
+        <w:t xml:space="preserve">4.  </w:t>
+      </w:r>
+      <w:r>
+        <w:rPr>
+          <w:b/>
+          <w:bCs/>
+          <w:sz w:val="21"/>
+          <w:szCs w:val="21"/>
+        </w:rPr>
+        <w:t xml:space="preserve">A detective found some fingerprints on Monday and 14 more on Tuesday, for a total of 30. Which equation represents this?</w:t>
+      </w:r>
+    </w:p>
+    <w:p>
+      <w:pPr>
+        <w:spacing w:after="40"/>
+        <w:ind w:left="420"/>
+      </w:pPr>
+      <w:r>
+        <w:rPr>
+          <w:sz w:val="20"/>
+          <w:szCs w:val="20"/>
+        </w:rPr>
+        <w:t xml:space="preserve">A)  f + 14 = 30</w:t>
+      </w:r>
+    </w:p>
+    <w:p>
+      <w:pPr>
+        <w:spacing w:after="40"/>
+        <w:ind w:left="420"/>
+      </w:pPr>
+      <w:r>
+        <w:rPr>
+          <w:sz w:val="20"/>
+          <w:szCs w:val="20"/>
+        </w:rPr>
+        <w:t xml:space="preserve">B)  f − 14 = 30</w:t>
+      </w:r>
+    </w:p>
+    <w:p>
+      <w:pPr>
+        <w:spacing w:after="40"/>
+        <w:ind w:left="420"/>
+      </w:pPr>
+      <w:r>
+        <w:rPr>
+          <w:sz w:val="20"/>
+          <w:szCs w:val="20"/>
+        </w:rPr>
+        <w:t xml:space="preserve">C)  14f = 30</w:t>
+      </w:r>
+    </w:p>
+    <w:p>
+      <w:pPr>
+        <w:spacing w:after="40"/>
+        <w:ind w:left="420"/>
+      </w:pPr>
+      <w:r>
+        <w:rPr>
+          <w:sz w:val="20"/>
+          <w:szCs w:val="20"/>
+        </w:rPr>
+        <w:t xml:space="preserve">D)  f / 14 = 30</w:t>
+      </w:r>
+    </w:p>
+    <w:p>
+      <w:pPr>
+        <w:spacing w:after="20"/>
+      </w:pPr>
+      <w:r>
+        <w:t xml:space="preserve"/>
+      </w:r>
+    </w:p>
+    <w:tbl>
+      <w:tblPr>
+        <w:tblW w:type="pct" w:w="100%"/>
+        <w:tblBorders>
+          <w:top w:val="single" w:color="C7D2DD" w:sz="6"/>
+          <w:left w:val="single" w:color="C7D2DD" w:sz="6"/>
+          <w:bottom w:val="single" w:color="C7D2DD" w:sz="6"/>
+          <w:right w:val="single" w:color="C7D2DD" w:sz="6"/>
+          <w:insideH w:val="single" w:color="auto" w:sz="4"/>
+          <w:insideV w:val="single" w:color="auto" w:sz="4"/>
+        </w:tblBorders>
+      </w:tblPr>
+      <w:tblGrid>
+        <w:gridCol w:w="100"/>
+      </w:tblGrid>
+      <w:tr>
+        <w:tc>
+          <w:tcPr>
+            <w:shd w:fill="FBF3E2" w:color="auto" w:val="clear"/>
+            <w:tcMar>
+              <w:top w:type="dxa" w:w="60"/>
+              <w:left w:type="dxa" w:w="120"/>
+              <w:bottom w:type="dxa" w:w="60"/>
+              <w:right w:type="dxa" w:w="120"/>
+            </w:tcMar>
+          </w:tcPr>
+          <w:p>
+            <w:pPr>
+              <w:spacing w:after="0" w:line="320"/>
+            </w:pPr>
+            <w:r>
+              <w:t xml:space="preserve"/>
+            </w:r>
+          </w:p>
+          <w:p>
+            <w:pPr>
+              <w:spacing w:after="0" w:line="320"/>
+            </w:pPr>
+            <w:r>
+              <w:t xml:space="preserve"/>
+            </w:r>
+          </w:p>
+        </w:tc>
+      </w:tr>
+    </w:tbl>
+    <w:p>
+      <w:pPr>
         <w:pStyle w:val="Heading1"/>
         <w:pageBreakBefore/>
         <w:pBdr>
@@ -4486,7 +4968,7 @@
           <w:sz w:val="22"/>
           <w:szCs w:val="22"/>
         </w:rPr>
-        <w:t xml:space="preserve">Which equation represents: 'A number divided by 6 equals 9'?</w:t>
+        <w:t xml:space="preserve">Which value is the solution of n + 5 = 9, and how do you know?</w:t>
       </w:r>
     </w:p>
     <w:p>
@@ -4499,7 +4981,7 @@
           <w:sz w:val="21"/>
           <w:szCs w:val="21"/>
         </w:rPr>
-        <w:t xml:space="preserve">A)  n / 6 = 9</w:t>
+        <w:t xml:space="preserve">A)  n = 4, because 4 + 5 = 9 is true</w:t>
       </w:r>
     </w:p>
     <w:p>
@@ -4512,7 +4994,7 @@
           <w:sz w:val="21"/>
           <w:szCs w:val="21"/>
         </w:rPr>
-        <w:t xml:space="preserve">B)  6n = 9</w:t>
+        <w:t xml:space="preserve">B)  n = 14, because 9 + 5 = 14</w:t>
       </w:r>
     </w:p>
     <w:p>
@@ -4525,7 +5007,7 @@
           <w:sz w:val="21"/>
           <w:szCs w:val="21"/>
         </w:rPr>
-        <w:t xml:space="preserve">C)  n − 6 = 9</w:t>
+        <w:t xml:space="preserve">C)  n = 3, because 3 is close to 4</w:t>
       </w:r>
     </w:p>
     <w:p>
@@ -4538,7 +5020,7 @@
           <w:sz w:val="21"/>
           <w:szCs w:val="21"/>
         </w:rPr>
-        <w:t xml:space="preserve">D)  n + 6 = 9</w:t>
+        <w:t xml:space="preserve">D)  n = 5, because 5 appears in the equation</w:t>
       </w:r>
     </w:p>
     <w:p>
@@ -4749,6 +5231,48 @@
     </w:p>
     <w:p>
       <w:pPr>
+        <w:spacing w:after="80"/>
+      </w:pPr>
+      <w:r>
+        <w:rPr>
+          <w:b/>
+          <w:bCs/>
+          <w:sz w:val="21"/>
+          <w:szCs w:val="21"/>
+        </w:rPr>
+        <w:t xml:space="preserve">Notes 8:  </w:t>
+      </w:r>
+      <w:r>
+        <w:rPr>
+          <w:sz w:val="21"/>
+          <w:szCs w:val="21"/>
+        </w:rPr>
+        <w:t xml:space="preserve">Solution</w:t>
+      </w:r>
+    </w:p>
+    <w:p>
+      <w:pPr>
+        <w:spacing w:after="80"/>
+      </w:pPr>
+      <w:r>
+        <w:rPr>
+          <w:b/>
+          <w:bCs/>
+          <w:sz w:val="21"/>
+          <w:szCs w:val="21"/>
+        </w:rPr>
+        <w:t xml:space="preserve">Notes 9:  </w:t>
+      </w:r>
+      <w:r>
+        <w:rPr>
+          <w:sz w:val="21"/>
+          <w:szCs w:val="21"/>
+        </w:rPr>
+        <w:t xml:space="preserve">Substitute</w:t>
+      </w:r>
+    </w:p>
+    <w:p>
+      <w:pPr>
         <w:pStyle w:val="Heading2"/>
         <w:spacing w:after="80" w:before="180"/>
       </w:pPr>
@@ -4911,7 +5435,7 @@
           <w:sz w:val="21"/>
           <w:szCs w:val="21"/>
         </w:rPr>
-        <w:t xml:space="preserve">A)  n / 4 = 8</w:t>
+        <w:t xml:space="preserve">A)  No, because 3 + 5 = 8, which does not equal 9</w:t>
       </w:r>
       <w:r>
         <w:rPr>
@@ -4921,23 +5445,7 @@
           <w:sz w:val="19"/>
           <w:szCs w:val="19"/>
         </w:rPr>
-        <w:t xml:space="preserve">  — 'Divided by 4' means division: n / 4 = 8.</w:t>
-      </w:r>
-    </w:p>
-    <w:p>
-      <w:pPr>
-        <w:pStyle w:val="Heading2"/>
-        <w:spacing w:after="80" w:before="180"/>
-      </w:pPr>
-      <w:r>
-        <w:rPr>
-          <w:b/>
-          <w:bCs/>
-          <w:color w:val="12355B"/>
-          <w:sz w:val="24"/>
-          <w:szCs w:val="24"/>
-        </w:rPr>
-        <w:t xml:space="preserve">On Level</w:t>
+        <w:t xml:space="preserve">  — Substitute the value and check whether the statement is true: 3 + 5 = 8, and 8 ≠ 9, so 3 is not a solution.</w:t>
       </w:r>
     </w:p>
     <w:p>
@@ -4958,7 +5466,7 @@
           <w:sz w:val="21"/>
           <w:szCs w:val="21"/>
         </w:rPr>
-        <w:t xml:space="preserve">A)  f + 14 = 30</w:t>
+        <w:t xml:space="preserve">A)  n / 4 = 8</w:t>
       </w:r>
       <w:r>
         <w:rPr>
@@ -4968,7 +5476,7 @@
           <w:sz w:val="19"/>
           <w:szCs w:val="19"/>
         </w:rPr>
-        <w:t xml:space="preserve">  — The detective's Monday fingerprints (f) plus 14 more equals 30: f + 14 = 30.</w:t>
+        <w:t xml:space="preserve">  — 'Divided by 4' means division: n / 4 = 8.</w:t>
       </w:r>
     </w:p>
     <w:p>
@@ -4984,7 +5492,7 @@
           <w:sz w:val="24"/>
           <w:szCs w:val="24"/>
         </w:rPr>
-        <w:t xml:space="preserve">Exit Ticket</w:t>
+        <w:t xml:space="preserve">On Level</w:t>
       </w:r>
     </w:p>
     <w:p>
@@ -4993,10 +5501,19 @@
       </w:pPr>
       <w:r>
         <w:rPr>
-          <w:sz w:val="21"/>
-          <w:szCs w:val="21"/>
-        </w:rPr>
-        <w:t xml:space="preserve">A)  n / 6 = 9</w:t>
+          <w:b/>
+          <w:bCs/>
+          <w:sz w:val="21"/>
+          <w:szCs w:val="21"/>
+        </w:rPr>
+        <w:t xml:space="preserve">4.  </w:t>
+      </w:r>
+      <w:r>
+        <w:rPr>
+          <w:sz w:val="21"/>
+          <w:szCs w:val="21"/>
+        </w:rPr>
+        <w:t xml:space="preserve">A)  f + 14 = 30</w:t>
       </w:r>
       <w:r>
         <w:rPr>
@@ -5006,7 +5523,45 @@
           <w:sz w:val="19"/>
           <w:szCs w:val="19"/>
         </w:rPr>
-        <w:t xml:space="preserve">  — 'Divided by 6' means division: n / 6 = 9. Check: 54 / 6 = 9 ✓</w:t>
+        <w:t xml:space="preserve">  — The detective's Monday fingerprints (f) plus 14 more equals 30: f + 14 = 30.</w:t>
+      </w:r>
+    </w:p>
+    <w:p>
+      <w:pPr>
+        <w:pStyle w:val="Heading2"/>
+        <w:spacing w:after="80" w:before="180"/>
+      </w:pPr>
+      <w:r>
+        <w:rPr>
+          <w:b/>
+          <w:bCs/>
+          <w:color w:val="12355B"/>
+          <w:sz w:val="24"/>
+          <w:szCs w:val="24"/>
+        </w:rPr>
+        <w:t xml:space="preserve">Exit Ticket</w:t>
+      </w:r>
+    </w:p>
+    <w:p>
+      <w:pPr>
+        <w:spacing w:after="80"/>
+      </w:pPr>
+      <w:r>
+        <w:rPr>
+          <w:sz w:val="21"/>
+          <w:szCs w:val="21"/>
+        </w:rPr>
+        <w:t xml:space="preserve">A)  n = 4, because 4 + 5 = 9 is true</w:t>
+      </w:r>
+      <w:r>
+        <w:rPr>
+          <w:i/>
+          <w:iCs/>
+          <w:color w:val="5F6F80"/>
+          <w:sz w:val="19"/>
+          <w:szCs w:val="19"/>
+        </w:rPr>
+        <w:t xml:space="preserve">  — Substitute each value and check. Replacing n with 4 gives 4 + 5 = 9, a true statement, so 4 is the solution.</w:t>
       </w:r>
     </w:p>
     <w:p>

--- a/lessons/8-1/downloads/8-1-notes-teacher.docx
+++ b/lessons/8-1/downloads/8-1-notes-teacher.docx
@@ -219,10 +219,12 @@
     <w:p>
       <w:pPr>
         <w:pStyle w:val="Heading1"/>
+        <w:keepNext/>
+        <w:keepLines/>
         <w:pBdr>
           <w:bottom w:val="single" w:color="1FA6A2" w:sz="14" w:space="6"/>
         </w:pBdr>
-        <w:spacing w:after="140" w:before="260"/>
+        <w:spacing w:after="140" w:before="300"/>
       </w:pPr>
       <w:r>
         <w:rPr>
@@ -1639,10 +1641,12 @@
     <w:p>
       <w:pPr>
         <w:pStyle w:val="Heading1"/>
+        <w:keepNext/>
+        <w:keepLines/>
         <w:pBdr>
           <w:bottom w:val="single" w:color="1FA6A2" w:sz="14" w:space="6"/>
         </w:pBdr>
-        <w:spacing w:after="140" w:before="260"/>
+        <w:spacing w:after="140" w:before="300"/>
       </w:pPr>
       <w:r>
         <w:rPr>
@@ -1738,7 +1742,8 @@
     </w:p>
     <w:p>
       <w:pPr>
-        <w:spacing w:after="120" w:before="80"/>
+        <w:keepLines/>
+        <w:spacing w:after="260" w:before="200"/>
       </w:pPr>
       <w:r>
         <w:rPr>
@@ -1755,56 +1760,41 @@
           <w:sz w:val="22"/>
           <w:szCs w:val="22"/>
         </w:rPr>
-        <w:t xml:space="preserve">Two expressions joined by an ___ ___ make an equation.</w:t>
-      </w:r>
-    </w:p>
-    <w:p>
-      <w:pPr>
-        <w:spacing w:after="120" w:before="80"/>
-      </w:pPr>
-      <w:r>
-        <w:rPr>
-          <w:b/>
-          <w:bCs/>
-          <w:color w:val="12355B"/>
+        <w:t xml:space="preserve">Two expressions joined by an </w:t>
+      </w:r>
+      <w:r>
+        <w:rPr>
           <w:sz w:val="22"/>
           <w:szCs w:val="22"/>
         </w:rPr>
-        <w:t xml:space="preserve">2.  </w:t>
+        <w:t xml:space="preserve">________________</w:t>
       </w:r>
       <w:r>
         <w:rPr>
           <w:sz w:val="22"/>
           <w:szCs w:val="22"/>
         </w:rPr>
-        <w:t xml:space="preserve">A math sentence that says two amounts are equal, with an = sign, is an ___.</w:t>
-      </w:r>
-    </w:p>
-    <w:p>
-      <w:pPr>
-        <w:spacing w:after="120" w:before="80"/>
-      </w:pPr>
-      <w:r>
-        <w:rPr>
-          <w:b/>
-          <w:bCs/>
-          <w:color w:val="12355B"/>
+        <w:t xml:space="preserve"> </w:t>
+      </w:r>
+      <w:r>
+        <w:rPr>
           <w:sz w:val="22"/>
           <w:szCs w:val="22"/>
         </w:rPr>
-        <w:t xml:space="preserve">3.  </w:t>
+        <w:t xml:space="preserve">________________</w:t>
       </w:r>
       <w:r>
         <w:rPr>
           <w:sz w:val="22"/>
           <w:szCs w:val="22"/>
         </w:rPr>
-        <w:t xml:space="preserve">A letter that stands for an unknown number is a ___.</w:t>
-      </w:r>
-    </w:p>
-    <w:p>
-      <w:pPr>
-        <w:spacing w:after="120" w:before="80"/>
+        <w:t xml:space="preserve"> make an equation.</w:t>
+      </w:r>
+    </w:p>
+    <w:p>
+      <w:pPr>
+        <w:keepLines/>
+        <w:spacing w:after="260" w:before="200"/>
       </w:pPr>
       <w:r>
         <w:rPr>
@@ -1814,41 +1804,34 @@
           <w:sz w:val="22"/>
           <w:szCs w:val="22"/>
         </w:rPr>
-        <w:t xml:space="preserve">4.  </w:t>
+        <w:t xml:space="preserve">2.  </w:t>
       </w:r>
       <w:r>
         <w:rPr>
           <w:sz w:val="22"/>
           <w:szCs w:val="22"/>
         </w:rPr>
-        <w:t xml:space="preserve">The symbol = that shows two amounts are the same is the ___.</w:t>
-      </w:r>
-    </w:p>
-    <w:p>
-      <w:pPr>
-        <w:spacing w:after="120" w:before="80"/>
-      </w:pPr>
-      <w:r>
-        <w:rPr>
-          <w:b/>
-          <w:bCs/>
-          <w:color w:val="12355B"/>
+        <w:t xml:space="preserve">A math sentence that says two amounts are equal, with an = sign, is an </w:t>
+      </w:r>
+      <w:r>
+        <w:rPr>
           <w:sz w:val="22"/>
           <w:szCs w:val="22"/>
         </w:rPr>
-        <w:t xml:space="preserve">5.  </w:t>
+        <w:t xml:space="preserve">________________</w:t>
       </w:r>
       <w:r>
         <w:rPr>
           <w:sz w:val="22"/>
           <w:szCs w:val="22"/>
         </w:rPr>
-        <w:t xml:space="preserve">A group of numbers and variables with no equal sign is an ___.</w:t>
-      </w:r>
-    </w:p>
-    <w:p>
-      <w:pPr>
-        <w:spacing w:after="120" w:before="80"/>
+        <w:t xml:space="preserve">.</w:t>
+      </w:r>
+    </w:p>
+    <w:p>
+      <w:pPr>
+        <w:keepLines/>
+        <w:spacing w:after="260" w:before="200"/>
       </w:pPr>
       <w:r>
         <w:rPr>
@@ -1858,41 +1841,34 @@
           <w:sz w:val="22"/>
           <w:szCs w:val="22"/>
         </w:rPr>
-        <w:t xml:space="preserve">6.  </w:t>
+        <w:t xml:space="preserve">3.  </w:t>
       </w:r>
       <w:r>
         <w:rPr>
           <w:sz w:val="22"/>
           <w:szCs w:val="22"/>
         </w:rPr>
-        <w:t xml:space="preserve">A fixed number that does not change is a ___.</w:t>
-      </w:r>
-    </w:p>
-    <w:p>
-      <w:pPr>
-        <w:spacing w:after="120" w:before="80"/>
-      </w:pPr>
-      <w:r>
-        <w:rPr>
-          <w:b/>
-          <w:bCs/>
-          <w:color w:val="12355B"/>
+        <w:t xml:space="preserve">A letter that stands for an unknown number is a </w:t>
+      </w:r>
+      <w:r>
+        <w:rPr>
           <w:sz w:val="22"/>
           <w:szCs w:val="22"/>
         </w:rPr>
-        <w:t xml:space="preserve">7.  </w:t>
+        <w:t xml:space="preserve">________________</w:t>
       </w:r>
       <w:r>
         <w:rPr>
           <w:sz w:val="22"/>
           <w:szCs w:val="22"/>
         </w:rPr>
-        <w:t xml:space="preserve">The value you are trying to find in an equation is the ___.</w:t>
-      </w:r>
-    </w:p>
-    <w:p>
-      <w:pPr>
-        <w:spacing w:after="120" w:before="80"/>
+        <w:t xml:space="preserve">.</w:t>
+      </w:r>
+    </w:p>
+    <w:p>
+      <w:pPr>
+        <w:keepLines/>
+        <w:spacing w:after="260" w:before="200"/>
       </w:pPr>
       <w:r>
         <w:rPr>
@@ -1902,46 +1878,224 @@
           <w:sz w:val="22"/>
           <w:szCs w:val="22"/>
         </w:rPr>
-        <w:t xml:space="preserve">8.  </w:t>
+        <w:t xml:space="preserve">4.  </w:t>
       </w:r>
       <w:r>
         <w:rPr>
           <w:sz w:val="22"/>
           <w:szCs w:val="22"/>
         </w:rPr>
-        <w:t xml:space="preserve">A value that makes the equation true when ___ for the variable is its solution.</w:t>
-      </w:r>
-    </w:p>
-    <w:p>
-      <w:pPr>
-        <w:spacing w:after="120" w:before="80"/>
-      </w:pPr>
-      <w:r>
-        <w:rPr>
-          <w:b/>
-          <w:bCs/>
-          <w:color w:val="12355B"/>
+        <w:t xml:space="preserve">The symbol = that shows two amounts are the same is the </w:t>
+      </w:r>
+      <w:r>
+        <w:rPr>
           <w:sz w:val="22"/>
           <w:szCs w:val="22"/>
         </w:rPr>
-        <w:t xml:space="preserve">9.  </w:t>
+        <w:t xml:space="preserve">________________</w:t>
       </w:r>
       <w:r>
         <w:rPr>
           <w:sz w:val="22"/>
           <w:szCs w:val="22"/>
         </w:rPr>
-        <w:t xml:space="preserve">Replace the variable with a number to ___ whether it is a solution.</w:t>
+        <w:t xml:space="preserve">.</w:t>
+      </w:r>
+    </w:p>
+    <w:p>
+      <w:pPr>
+        <w:keepLines/>
+        <w:spacing w:after="260" w:before="200"/>
+      </w:pPr>
+      <w:r>
+        <w:rPr>
+          <w:b/>
+          <w:bCs/>
+          <w:color w:val="12355B"/>
+          <w:sz w:val="22"/>
+          <w:szCs w:val="22"/>
+        </w:rPr>
+        <w:t xml:space="preserve">5.  </w:t>
+      </w:r>
+      <w:r>
+        <w:rPr>
+          <w:sz w:val="22"/>
+          <w:szCs w:val="22"/>
+        </w:rPr>
+        <w:t xml:space="preserve">A group of numbers and variables with no equal sign is an </w:t>
+      </w:r>
+      <w:r>
+        <w:rPr>
+          <w:sz w:val="22"/>
+          <w:szCs w:val="22"/>
+        </w:rPr>
+        <w:t xml:space="preserve">________________</w:t>
+      </w:r>
+      <w:r>
+        <w:rPr>
+          <w:sz w:val="22"/>
+          <w:szCs w:val="22"/>
+        </w:rPr>
+        <w:t xml:space="preserve">.</w:t>
+      </w:r>
+    </w:p>
+    <w:p>
+      <w:pPr>
+        <w:keepLines/>
+        <w:spacing w:after="260" w:before="200"/>
+      </w:pPr>
+      <w:r>
+        <w:rPr>
+          <w:b/>
+          <w:bCs/>
+          <w:color w:val="12355B"/>
+          <w:sz w:val="22"/>
+          <w:szCs w:val="22"/>
+        </w:rPr>
+        <w:t xml:space="preserve">6.  </w:t>
+      </w:r>
+      <w:r>
+        <w:rPr>
+          <w:sz w:val="22"/>
+          <w:szCs w:val="22"/>
+        </w:rPr>
+        <w:t xml:space="preserve">A fixed number that does not change is a </w:t>
+      </w:r>
+      <w:r>
+        <w:rPr>
+          <w:sz w:val="22"/>
+          <w:szCs w:val="22"/>
+        </w:rPr>
+        <w:t xml:space="preserve">________________</w:t>
+      </w:r>
+      <w:r>
+        <w:rPr>
+          <w:sz w:val="22"/>
+          <w:szCs w:val="22"/>
+        </w:rPr>
+        <w:t xml:space="preserve">.</w:t>
+      </w:r>
+    </w:p>
+    <w:p>
+      <w:pPr>
+        <w:keepLines/>
+        <w:spacing w:after="260" w:before="200"/>
+      </w:pPr>
+      <w:r>
+        <w:rPr>
+          <w:b/>
+          <w:bCs/>
+          <w:color w:val="12355B"/>
+          <w:sz w:val="22"/>
+          <w:szCs w:val="22"/>
+        </w:rPr>
+        <w:t xml:space="preserve">7.  </w:t>
+      </w:r>
+      <w:r>
+        <w:rPr>
+          <w:sz w:val="22"/>
+          <w:szCs w:val="22"/>
+        </w:rPr>
+        <w:t xml:space="preserve">The value you are trying to find in an equation is the </w:t>
+      </w:r>
+      <w:r>
+        <w:rPr>
+          <w:sz w:val="22"/>
+          <w:szCs w:val="22"/>
+        </w:rPr>
+        <w:t xml:space="preserve">________________</w:t>
+      </w:r>
+      <w:r>
+        <w:rPr>
+          <w:sz w:val="22"/>
+          <w:szCs w:val="22"/>
+        </w:rPr>
+        <w:t xml:space="preserve">.</w:t>
+      </w:r>
+    </w:p>
+    <w:p>
+      <w:pPr>
+        <w:keepLines/>
+        <w:spacing w:after="260" w:before="200"/>
+      </w:pPr>
+      <w:r>
+        <w:rPr>
+          <w:b/>
+          <w:bCs/>
+          <w:color w:val="12355B"/>
+          <w:sz w:val="22"/>
+          <w:szCs w:val="22"/>
+        </w:rPr>
+        <w:t xml:space="preserve">8.  </w:t>
+      </w:r>
+      <w:r>
+        <w:rPr>
+          <w:sz w:val="22"/>
+          <w:szCs w:val="22"/>
+        </w:rPr>
+        <w:t xml:space="preserve">A value that makes the equation true when </w:t>
+      </w:r>
+      <w:r>
+        <w:rPr>
+          <w:sz w:val="22"/>
+          <w:szCs w:val="22"/>
+        </w:rPr>
+        <w:t xml:space="preserve">________________</w:t>
+      </w:r>
+      <w:r>
+        <w:rPr>
+          <w:sz w:val="22"/>
+          <w:szCs w:val="22"/>
+        </w:rPr>
+        <w:t xml:space="preserve"> for the variable is its solution.</w:t>
+      </w:r>
+    </w:p>
+    <w:p>
+      <w:pPr>
+        <w:keepLines/>
+        <w:spacing w:after="260" w:before="200"/>
+      </w:pPr>
+      <w:r>
+        <w:rPr>
+          <w:b/>
+          <w:bCs/>
+          <w:color w:val="12355B"/>
+          <w:sz w:val="22"/>
+          <w:szCs w:val="22"/>
+        </w:rPr>
+        <w:t xml:space="preserve">9.  </w:t>
+      </w:r>
+      <w:r>
+        <w:rPr>
+          <w:sz w:val="22"/>
+          <w:szCs w:val="22"/>
+        </w:rPr>
+        <w:t xml:space="preserve">Replace the variable with a number to </w:t>
+      </w:r>
+      <w:r>
+        <w:rPr>
+          <w:sz w:val="22"/>
+          <w:szCs w:val="22"/>
+        </w:rPr>
+        <w:t xml:space="preserve">________________</w:t>
+      </w:r>
+      <w:r>
+        <w:rPr>
+          <w:sz w:val="22"/>
+          <w:szCs w:val="22"/>
+        </w:rPr>
+        <w:t xml:space="preserve"> whether it is a solution.</w:t>
       </w:r>
     </w:p>
     <w:p>
       <w:pPr>
         <w:pStyle w:val="Heading1"/>
-        <w:pageBreakBefore/>
+        <w:keepNext/>
+        <w:keepLines/>
         <w:pBdr>
           <w:bottom w:val="single" w:color="1FA6A2" w:sz="14" w:space="6"/>
         </w:pBdr>
-        <w:spacing w:after="140" w:before="0"/>
+        <w:spacing w:after="140" w:before="300"/>
       </w:pPr>
       <w:r>
         <w:rPr>
@@ -3222,11 +3376,12 @@
     <w:p>
       <w:pPr>
         <w:pStyle w:val="Heading1"/>
-        <w:pageBreakBefore/>
+        <w:keepNext/>
+        <w:keepLines/>
         <w:pBdr>
           <w:bottom w:val="single" w:color="1FA6A2" w:sz="14" w:space="6"/>
         </w:pBdr>
-        <w:spacing w:after="140" w:before="0"/>
+        <w:spacing w:after="140" w:before="300"/>
       </w:pPr>
       <w:r>
         <w:rPr>
@@ -3559,11 +3714,12 @@
     <w:p>
       <w:pPr>
         <w:pStyle w:val="Heading1"/>
-        <w:pageBreakBefore/>
+        <w:keepNext/>
+        <w:keepLines/>
         <w:pBdr>
           <w:bottom w:val="single" w:color="1FA6A2" w:sz="14" w:space="6"/>
         </w:pBdr>
-        <w:spacing w:after="140" w:before="0"/>
+        <w:spacing w:after="140" w:before="300"/>
       </w:pPr>
       <w:r>
         <w:rPr>
@@ -4284,11 +4440,12 @@
     <w:p>
       <w:pPr>
         <w:pStyle w:val="Heading1"/>
-        <w:pageBreakBefore/>
+        <w:keepNext/>
+        <w:keepLines/>
         <w:pBdr>
           <w:bottom w:val="single" w:color="1FA6A2" w:sz="14" w:space="6"/>
         </w:pBdr>
-        <w:spacing w:after="140" w:before="0"/>
+        <w:spacing w:after="140" w:before="300"/>
       </w:pPr>
       <w:r>
         <w:rPr>
@@ -4917,11 +5074,12 @@
     <w:p>
       <w:pPr>
         <w:pStyle w:val="Heading1"/>
-        <w:pageBreakBefore/>
+        <w:keepNext/>
+        <w:keepLines/>
         <w:pBdr>
           <w:bottom w:val="single" w:color="1FA6A2" w:sz="14" w:space="6"/>
         </w:pBdr>
-        <w:spacing w:after="140" w:before="0"/>
+        <w:spacing w:after="140" w:before="300"/>
       </w:pPr>
       <w:r>
         <w:rPr>
@@ -5034,6 +5192,8 @@
     <w:p>
       <w:pPr>
         <w:pStyle w:val="Heading1"/>
+        <w:keepNext/>
+        <w:keepLines/>
         <w:pageBreakBefore/>
         <w:pBdr>
           <w:bottom w:val="single" w:color="1FA6A2" w:sz="14" w:space="6"/>

--- a/lessons/8-1/downloads/8-1-notes-teacher.docx
+++ b/lessons/8-1/downloads/8-1-notes-teacher.docx
@@ -2108,47 +2108,6 @@
         <w:t xml:space="preserve">Write About the Math</w:t>
       </w:r>
     </w:p>
-    <w:p>
-      <w:pPr>
-        <w:spacing w:after="100"/>
-      </w:pPr>
-      <w:r>
-        <w:rPr>
-          <w:i/>
-          <w:iCs/>
-          <w:color w:val="5F6F80"/>
-          <w:sz w:val="19"/>
-          <w:szCs w:val="19"/>
-        </w:rPr>
-        <w:t xml:space="preserve">Use the support level you need. Every level answers the same math question.</w:t>
-      </w:r>
-    </w:p>
-    <w:p>
-      <w:pPr>
-        <w:pStyle w:val="Heading2"/>
-        <w:spacing w:after="80" w:before="180"/>
-      </w:pPr>
-      <w:r>
-        <w:rPr>
-          <w:b/>
-          <w:bCs/>
-          <w:color w:val="12355B"/>
-          <w:sz w:val="24"/>
-          <w:szCs w:val="24"/>
-        </w:rPr>
-        <w:t xml:space="preserve">1. Understand the Question</w:t>
-      </w:r>
-      <w:r>
-        <w:rPr>
-          <w:i/>
-          <w:iCs/>
-          <w:color w:val="B97A12"/>
-          <w:sz w:val="19"/>
-          <w:szCs w:val="19"/>
-        </w:rPr>
-        <w:t xml:space="preserve">   explain</w:t>
-      </w:r>
-    </w:p>
     <w:tbl>
       <w:tblPr>
         <w:tblW w:type="pct" w:w="100%"/>
@@ -2187,38 +2146,16 @@
               </w:rPr>
               <w:t xml:space="preserve">How many paintings has the detective recovered? How did writing an equation help you understand the situation?</w:t>
             </w:r>
-          </w:p>
-          <w:p>
-            <w:pPr>
-              <w:spacing w:after="0"/>
-            </w:pPr>
-            <w:r>
-              <w:rPr>
-                <w:b/>
-                <w:bCs/>
-                <w:color w:val="12355B"/>
-                <w:sz w:val="20"/>
-                <w:szCs w:val="20"/>
-              </w:rPr>
-              <w:t xml:space="preserve">Your job:  </w:t>
-            </w:r>
-            <w:r>
-              <w:rPr>
-                <w:sz w:val="20"/>
-                <w:szCs w:val="20"/>
-              </w:rPr>
-              <w:t xml:space="preserve">Answer the question. Use math evidence. Explain how the evidence proves your answer.</w:t>
-            </w:r>
             <w:r>
               <w:rPr>
                 <w:i/>
                 <w:iCs/>
                 <w:color w:val="5F6F80"/>
-                <w:sz w:val="18"/>
-                <w:szCs w:val="18"/>
+                <w:sz w:val="19"/>
+                <w:szCs w:val="19"/>
               </w:rPr>
               <w:br/>
-              <w:t xml:space="preserve">Responde la pregunta. Usa evidencia matemática. Explica cómo la evidencia demuestra tu respuesta.</w:t>
+              <w:t xml:space="preserve">¿Cuántas pinturas ha recuperado la detective? ¿Cómo te ayudó escribir una ecuación a entender la situación?</w:t>
             </w:r>
           </w:p>
         </w:tc>
@@ -2226,33 +2163,22 @@
     </w:tbl>
     <w:p>
       <w:pPr>
-        <w:pStyle w:val="Heading2"/>
-        <w:spacing w:after="80" w:before="180"/>
-      </w:pPr>
-      <w:r>
-        <w:rPr>
-          <w:b/>
-          <w:bCs/>
-          <w:color w:val="12355B"/>
-          <w:sz w:val="24"/>
-          <w:szCs w:val="24"/>
-        </w:rPr>
-        <w:t xml:space="preserve">2. Plan Your Math Words</w:t>
-      </w:r>
+        <w:spacing w:after="100"/>
+      </w:pPr>
       <w:r>
         <w:rPr>
           <w:i/>
           <w:iCs/>
-          <w:color w:val="1FA6A2"/>
+          <w:color w:val="5F6F80"/>
           <w:sz w:val="19"/>
           <w:szCs w:val="19"/>
         </w:rPr>
-        <w:t xml:space="preserve">   check at least two</w:t>
-      </w:r>
-    </w:p>
-    <w:p>
-      <w:pPr>
-        <w:spacing w:after="60"/>
+        <w:t xml:space="preserve">Say your answer to a partner first. Then write it, using at least two of these words:</w:t>
+      </w:r>
+    </w:p>
+    <w:p>
+      <w:pPr>
+        <w:spacing w:after="40"/>
       </w:pPr>
       <w:r>
         <w:rPr>
@@ -2272,14 +2198,7 @@
           <w:sz w:val="20"/>
           <w:szCs w:val="20"/>
         </w:rPr>
-        <w:t xml:space="preserve">Write Equations — </w:t>
-      </w:r>
-      <w:r>
-        <w:rPr>
-          <w:sz w:val="20"/>
-          <w:szCs w:val="20"/>
-        </w:rPr>
-        <w:t xml:space="preserve">Represent a relationship with expressions joined by an equal sign.</w:t>
+        <w:t xml:space="preserve">Equation</w:t>
       </w:r>
       <w:r>
         <w:rPr>
@@ -2289,13 +2208,12 @@
           <w:sz w:val="18"/>
           <w:szCs w:val="18"/>
         </w:rPr>
-        <w:br/>
-        <w:t xml:space="preserve">Escribir ecuaciones — Representar una relación con expresiones unidas por un signo igual.</w:t>
-      </w:r>
-    </w:p>
-    <w:p>
-      <w:pPr>
-        <w:spacing w:after="60"/>
+        <w:t xml:space="preserve">  ·  Ecuación</w:t>
+      </w:r>
+    </w:p>
+    <w:p>
+      <w:pPr>
+        <w:spacing w:after="40"/>
       </w:pPr>
       <w:r>
         <w:rPr>
@@ -2315,14 +2233,7 @@
           <w:sz w:val="20"/>
           <w:szCs w:val="20"/>
         </w:rPr>
-        <w:t xml:space="preserve">Equation — </w:t>
-      </w:r>
-      <w:r>
-        <w:rPr>
-          <w:sz w:val="20"/>
-          <w:szCs w:val="20"/>
-        </w:rPr>
-        <w:t xml:space="preserve">A math sentence with an equal sign showing both sides are the same.</w:t>
+        <w:t xml:space="preserve">Variable</w:t>
       </w:r>
       <w:r>
         <w:rPr>
@@ -2332,13 +2243,12 @@
           <w:sz w:val="18"/>
           <w:szCs w:val="18"/>
         </w:rPr>
-        <w:br/>
-        <w:t xml:space="preserve">Ecuación — Una oración matemática con un signo igual que muestra que ambos lados son iguales.</w:t>
-      </w:r>
-    </w:p>
-    <w:p>
-      <w:pPr>
-        <w:spacing w:after="60"/>
+        <w:t xml:space="preserve">  ·  Variable</w:t>
+      </w:r>
+    </w:p>
+    <w:p>
+      <w:pPr>
+        <w:spacing w:after="40"/>
       </w:pPr>
       <w:r>
         <w:rPr>
@@ -2358,14 +2268,7 @@
           <w:sz w:val="20"/>
           <w:szCs w:val="20"/>
         </w:rPr>
-        <w:t xml:space="preserve">Variable — </w:t>
-      </w:r>
-      <w:r>
-        <w:rPr>
-          <w:sz w:val="20"/>
-          <w:szCs w:val="20"/>
-        </w:rPr>
-        <w:t xml:space="preserve">A letter that stands for a number that is unknown or can change.</w:t>
+        <w:t xml:space="preserve">Equal sign</w:t>
       </w:r>
       <w:r>
         <w:rPr>
@@ -2375,13 +2278,12 @@
           <w:sz w:val="18"/>
           <w:szCs w:val="18"/>
         </w:rPr>
-        <w:br/>
-        <w:t xml:space="preserve">Variable — Una letra que representa un número desconocido o que puede cambiar.</w:t>
-      </w:r>
-    </w:p>
-    <w:p>
-      <w:pPr>
-        <w:spacing w:after="60"/>
+        <w:t xml:space="preserve">  ·  Signo igual</w:t>
+      </w:r>
+    </w:p>
+    <w:p>
+      <w:pPr>
+        <w:spacing w:after="40"/>
       </w:pPr>
       <w:r>
         <w:rPr>
@@ -2401,14 +2303,7 @@
           <w:sz w:val="20"/>
           <w:szCs w:val="20"/>
         </w:rPr>
-        <w:t xml:space="preserve">Equal sign — </w:t>
-      </w:r>
-      <w:r>
-        <w:rPr>
-          <w:sz w:val="20"/>
-          <w:szCs w:val="20"/>
-        </w:rPr>
-        <w:t xml:space="preserve">The = sign, showing both sides are the same.</w:t>
+        <w:t xml:space="preserve">Expression</w:t>
       </w:r>
       <w:r>
         <w:rPr>
@@ -2418,13 +2313,12 @@
           <w:sz w:val="18"/>
           <w:szCs w:val="18"/>
         </w:rPr>
-        <w:br/>
-        <w:t xml:space="preserve">Signo igual — El signo =, que muestra que ambos lados son iguales.</w:t>
-      </w:r>
-    </w:p>
-    <w:p>
-      <w:pPr>
-        <w:spacing w:after="60"/>
+        <w:t xml:space="preserve">  ·  Expresión</w:t>
+      </w:r>
+    </w:p>
+    <w:p>
+      <w:pPr>
+        <w:spacing w:after="40"/>
       </w:pPr>
       <w:r>
         <w:rPr>
@@ -2444,14 +2338,7 @@
           <w:sz w:val="20"/>
           <w:szCs w:val="20"/>
         </w:rPr>
-        <w:t xml:space="preserve">Expression — </w:t>
-      </w:r>
-      <w:r>
-        <w:rPr>
-          <w:sz w:val="20"/>
-          <w:szCs w:val="20"/>
-        </w:rPr>
-        <w:t xml:space="preserve">A math phrase with numbers and letters, but no equal sign.</w:t>
+        <w:t xml:space="preserve">Constant</w:t>
       </w:r>
       <w:r>
         <w:rPr>
@@ -2461,109 +2348,7 @@
           <w:sz w:val="18"/>
           <w:szCs w:val="18"/>
         </w:rPr>
-        <w:br/>
-        <w:t xml:space="preserve">Expresión — Una frase matemática con números y letras, pero sin signo igual.</w:t>
-      </w:r>
-    </w:p>
-    <w:tbl>
-      <w:tblPr>
-        <w:tblW w:type="pct" w:w="100%"/>
-        <w:tblBorders>
-          <w:top w:val="single" w:color="1FA6A2" w:sz="8"/>
-          <w:left w:val="single" w:color="1FA6A2" w:sz="8"/>
-          <w:bottom w:val="single" w:color="1FA6A2" w:sz="8"/>
-          <w:right w:val="single" w:color="1FA6A2" w:sz="8"/>
-          <w:insideH w:val="single" w:color="auto" w:sz="4"/>
-          <w:insideV w:val="single" w:color="auto" w:sz="4"/>
-        </w:tblBorders>
-      </w:tblPr>
-      <w:tblGrid>
-        <w:gridCol w:w="100"/>
-      </w:tblGrid>
-      <w:tr>
-        <w:tc>
-          <w:tcPr>
-            <w:shd w:fill="F7FFFD" w:color="auto" w:val="clear"/>
-            <w:tcMar>
-              <w:top w:type="dxa" w:w="120"/>
-              <w:left w:type="dxa" w:w="180"/>
-              <w:bottom w:type="dxa" w:w="120"/>
-              <w:right w:type="dxa" w:w="180"/>
-            </w:tcMar>
-          </w:tcPr>
-          <w:p>
-            <w:pPr>
-              <w:spacing w:after="50"/>
-            </w:pPr>
-            <w:r>
-              <w:rPr>
-                <w:b/>
-                <w:bCs/>
-                <w:color w:val="1FA6A2"/>
-                <w:sz w:val="20"/>
-                <w:szCs w:val="20"/>
-              </w:rPr>
-              <w:t xml:space="preserve">Say it first:  </w:t>
-            </w:r>
-            <w:r>
-              <w:rPr>
-                <w:sz w:val="20"/>
-                <w:szCs w:val="20"/>
-              </w:rPr>
-              <w:t xml:space="preserve">Say your idea to a partner or quietly to yourself before you write.</w:t>
-            </w:r>
-          </w:p>
-          <w:p>
-            <w:pPr>
-              <w:spacing w:after="60"/>
-            </w:pPr>
-            <w:r>
-              <w:rPr>
-                <w:color w:val="1A2733"/>
-                <w:sz w:val="21"/>
-                <w:szCs w:val="21"/>
-              </w:rPr>
-              <w:t xml:space="preserve">The detective recovered ___ paintings because p + 14 = 37 means p = 37 − ___ = ___.</w:t>
-            </w:r>
-            <w:r>
-              <w:rPr>
-                <w:i/>
-                <w:iCs/>
-                <w:color w:val="5F6F80"/>
-                <w:sz w:val="19"/>
-                <w:szCs w:val="19"/>
-              </w:rPr>
-              <w:br/>
-              <w:t xml:space="preserve">Di tu respuesta primero: Mi respuesta es ___ porque ___.</w:t>
-            </w:r>
-          </w:p>
-        </w:tc>
-      </w:tr>
-    </w:tbl>
-    <w:p>
-      <w:pPr>
-        <w:pStyle w:val="Heading2"/>
-        <w:spacing w:after="80" w:before="180"/>
-      </w:pPr>
-      <w:r>
-        <w:rPr>
-          <w:b/>
-          <w:bCs/>
-          <w:color w:val="12355B"/>
-          <w:sz w:val="24"/>
-          <w:szCs w:val="24"/>
-        </w:rPr>
-        <w:t xml:space="preserve">3. Build Your Explanation</w:t>
-      </w:r>
-      <w:r>
-        <w:rPr>
-          <w:i/>
-          <w:iCs/>
-          <w:color w:val="B97A12"/>
-          <w:sz w:val="19"/>
-          <w:szCs w:val="19"/>
-        </w:rPr>
-        <w:t xml:space="preserve">   choose your support</w:t>
+        <w:t xml:space="preserve">  ·  Constante</w:t>
       </w:r>
     </w:p>
     <w:tbl>
@@ -2594,21 +2379,6 @@
           </w:tcPr>
           <w:p>
             <w:pPr>
-              <w:spacing w:after="50"/>
-            </w:pPr>
-            <w:r>
-              <w:rPr>
-                <w:i/>
-                <w:iCs/>
-                <w:color w:val="5F6F80"/>
-                <w:sz w:val="19"/>
-                <w:szCs w:val="19"/>
-              </w:rPr>
-              <w:t xml:space="preserve">This model shows the parts of an explanation. It does not answer your writing question.</w:t>
-            </w:r>
-          </w:p>
-          <w:p>
-            <w:pPr>
               <w:spacing w:after="80"/>
             </w:pPr>
             <w:r>
@@ -2619,58 +2389,14 @@
                 <w:sz w:val="19"/>
                 <w:szCs w:val="19"/>
               </w:rPr>
-              <w:t xml:space="preserve">Claim:  </w:t>
+              <w:t xml:space="preserve">Model:  </w:t>
             </w:r>
             <w:r>
               <w:rPr>
                 <w:sz w:val="19"/>
                 <w:szCs w:val="19"/>
               </w:rPr>
-              <w:t xml:space="preserve">I let a variable stand for the unknown number of gems.</w:t>
-            </w:r>
-          </w:p>
-          <w:p>
-            <w:pPr>
-              <w:spacing w:after="80"/>
-            </w:pPr>
-            <w:r>
-              <w:rPr>
-                <w:b/>
-                <w:bCs/>
-                <w:color w:val="12355B"/>
-                <w:sz w:val="19"/>
-                <w:szCs w:val="19"/>
-              </w:rPr>
-              <w:t xml:space="preserve">Evidence:  </w:t>
-            </w:r>
-            <w:r>
-              <w:rPr>
-                <w:sz w:val="19"/>
-                <w:szCs w:val="19"/>
-              </w:rPr>
-              <w:t xml:space="preserve">Students choose a variable (such as n) for the unknown gems, build n + 8 = 20, and connect 'plus 8 more' to + 8 and 'equals 20 total' to = 20.</w:t>
-            </w:r>
-          </w:p>
-          <w:p>
-            <w:pPr>
-              <w:spacing w:after="80"/>
-            </w:pPr>
-            <w:r>
-              <w:rPr>
-                <w:b/>
-                <w:bCs/>
-                <w:color w:val="12355B"/>
-                <w:sz w:val="19"/>
-                <w:szCs w:val="19"/>
-              </w:rPr>
-              <w:t xml:space="preserve">Reasoning:  </w:t>
-            </w:r>
-            <w:r>
-              <w:rPr>
-                <w:sz w:val="19"/>
-                <w:szCs w:val="19"/>
-              </w:rPr>
-              <w:t xml:space="preserve">This evidence connects the definition of equation to the mathematical claim.</w:t>
+              <w:t xml:space="preserve">I let a variable stand for the unknown number of gems. — Students choose a variable (such as n) for the unknown gems, build n + 8 = 20, and connect 'plus 8 more' to + 8 and 'equals 20 total' to = 20.</w:t>
             </w:r>
           </w:p>
         </w:tc>
@@ -2749,7 +2475,7 @@
           <w:sz w:val="21"/>
           <w:szCs w:val="21"/>
         </w:rPr>
-        <w:t xml:space="preserve">My answer is ___.</w:t>
+        <w:t xml:space="preserve">My answer is ___ because ___.</w:t>
       </w:r>
       <w:r>
         <w:rPr>
@@ -2760,7 +2486,7 @@
           <w:szCs w:val="19"/>
         </w:rPr>
         <w:br/>
-        <w:t xml:space="preserve">Mi respuesta es ___.</w:t>
+        <w:t xml:space="preserve">Mi respuesta es ___ porque ___.</w:t>
       </w:r>
     </w:p>
     <w:tbl>
@@ -2900,7 +2626,7 @@
           <w:sz w:val="21"/>
           <w:szCs w:val="21"/>
         </w:rPr>
-        <w:t xml:space="preserve">I know because ___.</w:t>
+        <w:t xml:space="preserve">My evidence is ___, so ___.</w:t>
       </w:r>
       <w:r>
         <w:rPr>
@@ -2911,31 +2637,7 @@
           <w:szCs w:val="19"/>
         </w:rPr>
         <w:br/>
-        <w:t xml:space="preserve">Lo sé porque ___.</w:t>
-      </w:r>
-    </w:p>
-    <w:p>
-      <w:pPr>
-        <w:spacing w:after="60"/>
-      </w:pPr>
-      <w:r>
-        <w:rPr>
-          <w:color w:val="1A2733"/>
-          <w:sz w:val="21"/>
-          <w:szCs w:val="21"/>
-        </w:rPr>
-        <w:t xml:space="preserve">So ___.</w:t>
-      </w:r>
-      <w:r>
-        <w:rPr>
-          <w:i/>
-          <w:iCs/>
-          <w:color w:val="5F6F80"/>
-          <w:sz w:val="19"/>
-          <w:szCs w:val="19"/>
-        </w:rPr>
-        <w:br/>
-        <w:t xml:space="preserve">Entonces ___.</w:t>
+        <w:t xml:space="preserve">Mi evidencia es ___, entonces ___.</w:t>
       </w:r>
     </w:p>
     <w:tbl>
@@ -3041,78 +2743,6 @@
         <w:t xml:space="preserve">Escribe una afirmación, da evidencia matemática y explica tu razonamiento.</w:t>
       </w:r>
     </w:p>
-    <w:p>
-      <w:pPr>
-        <w:spacing w:after="60"/>
-      </w:pPr>
-      <w:r>
-        <w:rPr>
-          <w:color w:val="1A2733"/>
-          <w:sz w:val="21"/>
-          <w:szCs w:val="21"/>
-        </w:rPr>
-        <w:t xml:space="preserve">My claim is ___.</w:t>
-      </w:r>
-      <w:r>
-        <w:rPr>
-          <w:i/>
-          <w:iCs/>
-          <w:color w:val="5F6F80"/>
-          <w:sz w:val="19"/>
-          <w:szCs w:val="19"/>
-        </w:rPr>
-        <w:br/>
-        <w:t xml:space="preserve">Mi afirmación es ___.</w:t>
-      </w:r>
-    </w:p>
-    <w:p>
-      <w:pPr>
-        <w:spacing w:after="60"/>
-      </w:pPr>
-      <w:r>
-        <w:rPr>
-          <w:color w:val="1A2733"/>
-          <w:sz w:val="21"/>
-          <w:szCs w:val="21"/>
-        </w:rPr>
-        <w:t xml:space="preserve">My math evidence is ___.</w:t>
-      </w:r>
-      <w:r>
-        <w:rPr>
-          <w:i/>
-          <w:iCs/>
-          <w:color w:val="5F6F80"/>
-          <w:sz w:val="19"/>
-          <w:szCs w:val="19"/>
-        </w:rPr>
-        <w:br/>
-        <w:t xml:space="preserve">Mi evidencia matemática es ___.</w:t>
-      </w:r>
-    </w:p>
-    <w:p>
-      <w:pPr>
-        <w:spacing w:after="60"/>
-      </w:pPr>
-      <w:r>
-        <w:rPr>
-          <w:color w:val="1A2733"/>
-          <w:sz w:val="21"/>
-          <w:szCs w:val="21"/>
-        </w:rPr>
-        <w:t xml:space="preserve">This proves ___ because ___.</w:t>
-      </w:r>
-      <w:r>
-        <w:rPr>
-          <w:i/>
-          <w:iCs/>
-          <w:color w:val="5F6F80"/>
-          <w:sz w:val="19"/>
-          <w:szCs w:val="19"/>
-        </w:rPr>
-        <w:br/>
-        <w:t xml:space="preserve">Esto demuestra ___ porque ___.</w:t>
-      </w:r>
-    </w:p>
     <w:tbl>
       <w:tblPr>
         <w:tblW w:type="pct" w:w="100%"/>
@@ -3195,7 +2825,7 @@
           <w:sz w:val="24"/>
           <w:szCs w:val="24"/>
         </w:rPr>
-        <w:t xml:space="preserve">4. Check Your Explanation</w:t>
+        <w:t xml:space="preserve">Check Your Explanation</w:t>
       </w:r>
       <w:r>
         <w:rPr>
@@ -3205,7 +2835,7 @@
           <w:sz w:val="19"/>
           <w:szCs w:val="19"/>
         </w:rPr>
-        <w:t xml:space="preserve">   five quick checks</w:t>
+        <w:t xml:space="preserve">   three quick checks</w:t>
       </w:r>
     </w:p>
     <w:p>
@@ -3229,17 +2859,6 @@
         </w:rPr>
         <w:t xml:space="preserve">I answered the question.</w:t>
       </w:r>
-      <w:r>
-        <w:rPr>
-          <w:i/>
-          <w:iCs/>
-          <w:color w:val="5F6F80"/>
-          <w:sz w:val="18"/>
-          <w:szCs w:val="18"/>
-        </w:rPr>
-        <w:br/>
-        <w:t xml:space="preserve">Respondí la pregunta.</w:t>
-      </w:r>
     </w:p>
     <w:p>
       <w:pPr>
@@ -3260,18 +2879,7 @@
           <w:sz w:val="20"/>
           <w:szCs w:val="20"/>
         </w:rPr>
-        <w:t xml:space="preserve">I used math evidence: numbers, an equation, a model, or a comparison.</w:t>
-      </w:r>
-      <w:r>
-        <w:rPr>
-          <w:i/>
-          <w:iCs/>
-          <w:color w:val="5F6F80"/>
-          <w:sz w:val="18"/>
-          <w:szCs w:val="18"/>
-        </w:rPr>
-        <w:br/>
-        <w:t xml:space="preserve">Usé evidencia matemática: números, una ecuación, un modelo o una comparación.</w:t>
+        <w:t xml:space="preserve">I used math evidence: numbers, an equation, or a model.</w:t>
       </w:r>
     </w:p>
     <w:p>
@@ -3293,84 +2901,7 @@
           <w:sz w:val="20"/>
           <w:szCs w:val="20"/>
         </w:rPr>
-        <w:t xml:space="preserve">I explained how the evidence proves my answer.</w:t>
-      </w:r>
-      <w:r>
-        <w:rPr>
-          <w:i/>
-          <w:iCs/>
-          <w:color w:val="5F6F80"/>
-          <w:sz w:val="18"/>
-          <w:szCs w:val="18"/>
-        </w:rPr>
-        <w:br/>
-        <w:t xml:space="preserve">Expliqué cómo la evidencia demuestra mi respuesta.</w:t>
-      </w:r>
-    </w:p>
-    <w:p>
-      <w:pPr>
-        <w:spacing w:after="80"/>
-      </w:pPr>
-      <w:r>
-        <w:rPr>
-          <w:b/>
-          <w:bCs/>
-          <w:color w:val="1FA6A2"/>
-          <w:sz w:val="22"/>
-          <w:szCs w:val="22"/>
-        </w:rPr>
-        <w:t xml:space="preserve">☐  </w:t>
-      </w:r>
-      <w:r>
-        <w:rPr>
-          <w:sz w:val="20"/>
-          <w:szCs w:val="20"/>
-        </w:rPr>
         <w:t xml:space="preserve">I used at least two math words.</w:t>
-      </w:r>
-      <w:r>
-        <w:rPr>
-          <w:i/>
-          <w:iCs/>
-          <w:color w:val="5F6F80"/>
-          <w:sz w:val="18"/>
-          <w:szCs w:val="18"/>
-        </w:rPr>
-        <w:br/>
-        <w:t xml:space="preserve">Usé por lo menos dos palabras matemáticas.</w:t>
-      </w:r>
-    </w:p>
-    <w:p>
-      <w:pPr>
-        <w:spacing w:after="80"/>
-      </w:pPr>
-      <w:r>
-        <w:rPr>
-          <w:b/>
-          <w:bCs/>
-          <w:color w:val="1FA6A2"/>
-          <w:sz w:val="22"/>
-          <w:szCs w:val="22"/>
-        </w:rPr>
-        <w:t xml:space="preserve">☐  </w:t>
-      </w:r>
-      <w:r>
-        <w:rPr>
-          <w:sz w:val="20"/>
-          <w:szCs w:val="20"/>
-        </w:rPr>
-        <w:t xml:space="preserve">I reread complete sentences and punctuation.</w:t>
-      </w:r>
-      <w:r>
-        <w:rPr>
-          <w:i/>
-          <w:iCs/>
-          <w:color w:val="5F6F80"/>
-          <w:sz w:val="18"/>
-          <w:szCs w:val="18"/>
-        </w:rPr>
-        <w:br/>
-        <w:t xml:space="preserve">Volví a leer mis oraciones completas y la puntuación.</w:t>
       </w:r>
     </w:p>
     <w:p>
@@ -5764,7 +5295,7 @@
           <w:sz w:val="20"/>
           <w:szCs w:val="20"/>
         </w:rPr>
-        <w:t xml:space="preserve">☐  I answered the question.</w:t>
+        <w:t xml:space="preserve">☐  The answer to the math question is correct.</w:t>
       </w:r>
     </w:p>
     <w:p>
@@ -5776,7 +5307,7 @@
           <w:sz w:val="20"/>
           <w:szCs w:val="20"/>
         </w:rPr>
-        <w:t xml:space="preserve">☐  I used math evidence: numbers, an equation, a model, or a comparison.</w:t>
+        <w:t xml:space="preserve">☐  The evidence is real lesson mathematics (numbers, equation, or model), not restated claim.</w:t>
       </w:r>
     </w:p>
     <w:p>
@@ -5788,31 +5319,7 @@
           <w:sz w:val="20"/>
           <w:szCs w:val="20"/>
         </w:rPr>
-        <w:t xml:space="preserve">☐  I explained how the evidence proves my answer.</w:t>
-      </w:r>
-    </w:p>
-    <w:p>
-      <w:pPr>
-        <w:spacing w:after="80"/>
-      </w:pPr>
-      <w:r>
-        <w:rPr>
-          <w:sz w:val="20"/>
-          <w:szCs w:val="20"/>
-        </w:rPr>
-        <w:t xml:space="preserve">☐  I used at least two math words.</w:t>
-      </w:r>
-    </w:p>
-    <w:p>
-      <w:pPr>
-        <w:spacing w:after="80"/>
-      </w:pPr>
-      <w:r>
-        <w:rPr>
-          <w:sz w:val="20"/>
-          <w:szCs w:val="20"/>
-        </w:rPr>
-        <w:t xml:space="preserve">☐  I reread complete sentences and punctuation.</w:t>
+        <w:t xml:space="preserve">☐  The support level changed the language scaffolding, never the mathematical expectation.</w:t>
       </w:r>
     </w:p>
     <w:sectPr>
